--- a/template_purna_takeover.docx
+++ b/template_purna_takeover.docx
@@ -15,8 +15,8 @@
           <w:u w:val="single"/>
         </w:rPr>
       </w:pPr>
-      <w:bookmarkStart w:id="0" w:name="OLE_LINK2"/>
-      <w:bookmarkStart w:id="1" w:name="OLE_LINK30"/>
+      <w:bookmarkStart w:id="0" w:name="OLE_LINK30"/>
+      <w:bookmarkStart w:id="1" w:name="OLE_LINK2"/>
       <w:r>
         <w:rPr>
           <w:rFonts w:ascii="Kalinga" w:hAnsi="Kalinga" w:cs="Kalinga"/>
@@ -286,18 +286,7 @@
           <w:sz w:val="20"/>
           <w:szCs w:val="20"/>
         </w:rPr>
-        <w:t>Alamat Domisili di {{ alamat_domisili_pemohon | default('', true) }}.</w:t>
-      </w:r>
-      <w:bookmarkStart w:id="17" w:name="_GoBack"/>
-      <w:bookmarkEnd w:id="17"/>
-      <w:r>
-        <w:rPr>
-          <w:rFonts w:hint="default" w:ascii="Kalinga" w:hAnsi="Kalinga"/>
-          <w:color w:val="auto"/>
-          <w:sz w:val="20"/>
-          <w:szCs w:val="20"/>
-        </w:rPr>
-        <w:t>{% endif %}</w:t>
+        <w:t>Alamat Domisili di {{ alamat_domisili_pemohon | default('', true) }}.{% endif %}</w:t>
       </w:r>
     </w:p>
     <w:p>
@@ -1623,7 +1612,7 @@
           <w:sz w:val="20"/>
           <w:szCs w:val="20"/>
         </w:rPr>
-        <w:t>Penghasilan Pemohon Cfm. Rekening Koran Gaji Bank {{ payroll_bank | default('', true) }} nomor {{ payroll_no_rek | default('', true) }} atas nama {{ nama_pemohon | default('', true) }} dengan data sebagai berikut ::</w:t>
+        <w:t>Penghasilan Pemohon Cfm. Rekening Koran Gaji Bank {{ payroll_bank | default('', true) }} nomor {{ payroll_no_rek | default('', true) }} atas nama {{ nama_pemohon | default('', true) }} dengan data sebagai berikut :</w:t>
       </w:r>
     </w:p>
     <w:p>
@@ -3178,16 +3167,16 @@
         </w:rPr>
       </w:pPr>
       <w:bookmarkStart w:id="3" w:name="OLE_LINK19"/>
-      <w:bookmarkStart w:id="4" w:name="OLE_LINK8"/>
-      <w:bookmarkStart w:id="5" w:name="OLE_LINK17"/>
-      <w:bookmarkStart w:id="6" w:name="OLE_LINK33"/>
-      <w:bookmarkStart w:id="7" w:name="OLE_LINK10"/>
-      <w:bookmarkStart w:id="8" w:name="OLE_LINK23"/>
-      <w:bookmarkStart w:id="9" w:name="OLE_LINK24"/>
-      <w:bookmarkStart w:id="10" w:name="OLE_LINK32"/>
-      <w:bookmarkStart w:id="11" w:name="OLE_LINK3"/>
-      <w:bookmarkStart w:id="12" w:name="OLE_LINK41"/>
-      <w:bookmarkStart w:id="13" w:name="OLE_LINK27"/>
+      <w:bookmarkStart w:id="4" w:name="OLE_LINK17"/>
+      <w:bookmarkStart w:id="5" w:name="OLE_LINK8"/>
+      <w:bookmarkStart w:id="6" w:name="OLE_LINK41"/>
+      <w:bookmarkStart w:id="7" w:name="OLE_LINK24"/>
+      <w:bookmarkStart w:id="8" w:name="OLE_LINK32"/>
+      <w:bookmarkStart w:id="9" w:name="OLE_LINK33"/>
+      <w:bookmarkStart w:id="10" w:name="OLE_LINK10"/>
+      <w:bookmarkStart w:id="11" w:name="OLE_LINK27"/>
+      <w:bookmarkStart w:id="12" w:name="OLE_LINK3"/>
+      <w:bookmarkStart w:id="13" w:name="OLE_LINK23"/>
       <w:r>
         <w:rPr>
           <w:rFonts w:ascii="Kalinga" w:hAnsi="Kalinga" w:cs="Kalinga"/>
@@ -3392,229 +3381,289 @@
           <w:szCs w:val="20"/>
         </w:rPr>
       </w:pPr>
-      <w:bookmarkStart w:id="14" w:name="OLE_LINK16"/>
-      <w:bookmarkStart w:id="15" w:name="OLE_LINK34"/>
-      <w:r>
-        <w:rPr>
-          <w:rFonts w:hint="default" w:ascii="Kalinga" w:hAnsi="Kalinga"/>
-          <w:sz w:val="20"/>
-          <w:szCs w:val="20"/>
-        </w:rPr>
-        <w:t>Pemohon wajib ditutup Asuransi Jiwa selama Jangka Waktu Kredit.</w:t>
-      </w:r>
-    </w:p>
-    <w:p>
-      <w:pPr>
-        <w:pStyle w:val="6"/>
-        <w:numPr>
-          <w:ilvl w:val="0"/>
-          <w:numId w:val="1"/>
-        </w:numPr>
-        <w:spacing w:line="240" w:lineRule="auto"/>
-        <w:ind w:left="360" w:leftChars="0" w:right="160" w:rightChars="0" w:hanging="280" w:firstLineChars="0"/>
-        <w:jc w:val="both"/>
-        <w:rPr>
-          <w:rFonts w:hint="default" w:ascii="Kalinga" w:hAnsi="Kalinga"/>
-          <w:sz w:val="20"/>
-          <w:szCs w:val="20"/>
-        </w:rPr>
-      </w:pPr>
-      <w:r>
-        <w:rPr>
-          <w:rFonts w:hint="default" w:ascii="Kalinga" w:hAnsi="Kalinga"/>
-          <w:sz w:val="20"/>
-          <w:szCs w:val="20"/>
-        </w:rPr>
-        <w:t>Biaya Propisi {{ biaya_provisi_persen | default('0', true) }}% dari Maksimum Kredit atau sebesar Rp. {{ biaya_provisi_nominal | default('0', true) }},- Biaya Tata Laksana {{ biaya_tata_laksana_persen | default('0', true) }}% dari maksimum kredit atau sebesar Rp. {{ biaya_tata_laksana_nominal | default('0', true) }} dan {% if bebas_biaya_administrasi == 'ya' %}Bebas Biaya Administrasi{% else %}biaya Administrasi sebesar Rp. {{ biaya_administrasi | default('0', true) }},-{% endif %} (Cfm Surat No. DNS/5.4/8023 Perihal Program Pricing BNI Fleksi (Aktif &amp; Pensiun) Semester II 2025 Tanggal 01-09-2025)</w:t>
-      </w:r>
-    </w:p>
-    <w:p>
-      <w:pPr>
-        <w:pStyle w:val="6"/>
-        <w:numPr>
-          <w:ilvl w:val="0"/>
-          <w:numId w:val="1"/>
-        </w:numPr>
-        <w:spacing w:line="240" w:lineRule="auto"/>
-        <w:ind w:left="360" w:leftChars="0" w:right="160" w:rightChars="0" w:hanging="280" w:firstLineChars="0"/>
-        <w:jc w:val="both"/>
-        <w:rPr>
-          <w:rFonts w:hint="default" w:ascii="Kalinga" w:hAnsi="Kalinga"/>
-          <w:sz w:val="20"/>
-          <w:szCs w:val="20"/>
-        </w:rPr>
-      </w:pPr>
-      <w:r>
-        <w:rPr>
-          <w:rFonts w:hint="default" w:ascii="Kalinga" w:hAnsi="Kalinga"/>
-          <w:sz w:val="20"/>
-          <w:szCs w:val="20"/>
-        </w:rPr>
-        <w:t>Menyerahkan Surat Pernyataan dari Pemohon yang ditandatangani di atas meterai Kesanggupan untuk tetap Payroll di BNI selama Jangka Waktu Kredit dan Pernyataan akan melunasi pinjaman jika payroll dipindahkan. (Cfm surat KSN No. KSN/4/006/R Tgl. 11 Jan 2010) .</w:t>
-      </w:r>
-    </w:p>
-    <w:p>
-      <w:pPr>
-        <w:pStyle w:val="6"/>
-        <w:numPr>
-          <w:ilvl w:val="0"/>
-          <w:numId w:val="1"/>
-        </w:numPr>
-        <w:spacing w:line="240" w:lineRule="auto"/>
-        <w:ind w:left="360" w:leftChars="0" w:right="160" w:rightChars="0" w:hanging="280" w:firstLineChars="0"/>
-        <w:jc w:val="both"/>
-        <w:rPr>
-          <w:rFonts w:hint="default" w:ascii="Kalinga" w:hAnsi="Kalinga"/>
-          <w:sz w:val="20"/>
-          <w:szCs w:val="20"/>
-        </w:rPr>
-      </w:pPr>
-      <w:r>
-        <w:rPr>
-          <w:rFonts w:hint="default" w:ascii="Kalinga" w:hAnsi="Kalinga"/>
-          <w:sz w:val="20"/>
-          <w:szCs w:val="20"/>
-        </w:rPr>
-        <w:t>Menyerahkan Surat Pernyataan Debitur Bersedia Mengangsur apabila Tunjangan Tidak Dibayarkan</w:t>
-      </w:r>
-    </w:p>
-    <w:p>
-      <w:pPr>
-        <w:pStyle w:val="6"/>
-        <w:numPr>
-          <w:ilvl w:val="0"/>
-          <w:numId w:val="1"/>
-        </w:numPr>
-        <w:spacing w:line="240" w:lineRule="auto"/>
-        <w:ind w:left="360" w:leftChars="0" w:right="160" w:rightChars="0" w:hanging="280" w:firstLineChars="0"/>
-        <w:jc w:val="both"/>
-        <w:rPr>
-          <w:rFonts w:hint="default" w:ascii="Kalinga" w:hAnsi="Kalinga"/>
-          <w:sz w:val="20"/>
-          <w:szCs w:val="20"/>
-        </w:rPr>
-      </w:pPr>
-      <w:r>
-        <w:rPr>
-          <w:rFonts w:hint="default" w:ascii="Kalinga" w:hAnsi="Kalinga"/>
-          <w:sz w:val="20"/>
-          <w:szCs w:val="20"/>
-        </w:rPr>
-        <w:t>Aplikasi Permohonan Kredit telah di Tanda Tangani oleh Pemohon.</w:t>
-      </w:r>
-    </w:p>
-    <w:p>
-      <w:pPr>
-        <w:pStyle w:val="6"/>
-        <w:numPr>
-          <w:ilvl w:val="0"/>
-          <w:numId w:val="1"/>
-        </w:numPr>
-        <w:spacing w:line="240" w:lineRule="auto"/>
-        <w:ind w:left="360" w:leftChars="0" w:right="160" w:rightChars="0" w:hanging="280" w:firstLineChars="0"/>
-        <w:jc w:val="both"/>
-        <w:rPr>
-          <w:rFonts w:hint="default" w:ascii="Kalinga" w:hAnsi="Kalinga"/>
-          <w:sz w:val="20"/>
-          <w:szCs w:val="20"/>
-        </w:rPr>
-      </w:pPr>
-      <w:r>
-        <w:rPr>
-          <w:rFonts w:hint="default" w:ascii="Kalinga" w:hAnsi="Kalinga"/>
-          <w:sz w:val="20"/>
-          <w:szCs w:val="20"/>
-        </w:rPr>
-        <w:t>Membuka Rekening BNI Taplus atas nama Pemohon akan dijadikan Rekening Payroll  Gaji Pensiun dijadikan sebagai Rekening Afiliasi Kredit dan diblokir sebesar {{ blokir_angsuran_total | default('0', true) }} ({{ blokir_angsuran_total_terbilang | default('', true) }}) kali angsuran ({{ blokir_angsuran_pindah_gaji | default('0', true) }} ({{ blokir_angsuran_pindah_gaji_terbilang | default('', true) }}) kali angsuran Pindah Gaji (dapat dibuka blokir setelah Gaji Pensiun telah tercermin di Rekening BNI) dan {{ blokir_angsuran_lunas | default('0', true) }} ({{ blokir_angsuran_lunas_terbilang | default('', true) }}) kali angsuran Pokok + Bunga serta ditambah saldo minimum diblokir sampai Kredit Lunas) . Dana ini dapat dipotong dari Pencairan Kredit.</w:t>
-      </w:r>
-    </w:p>
-    <w:p>
-      <w:pPr>
-        <w:pStyle w:val="6"/>
-        <w:numPr>
-          <w:ilvl w:val="0"/>
-          <w:numId w:val="1"/>
-        </w:numPr>
-        <w:spacing w:line="240" w:lineRule="auto"/>
-        <w:ind w:left="360" w:leftChars="0" w:right="160" w:rightChars="0" w:hanging="280" w:firstLineChars="0"/>
-        <w:jc w:val="both"/>
-        <w:rPr>
-          <w:rFonts w:hint="default" w:ascii="Kalinga" w:hAnsi="Kalinga"/>
-          <w:sz w:val="20"/>
-          <w:szCs w:val="20"/>
-        </w:rPr>
-      </w:pPr>
-      <w:r>
-        <w:rPr>
-          <w:rFonts w:hint="default" w:ascii="Kalinga" w:hAnsi="Kalinga"/>
-          <w:sz w:val="20"/>
-          <w:szCs w:val="20"/>
-        </w:rPr>
-        <w:t>Download dan Aktivasi aplikasi WONDR, serta melakukan trial minimal 1 (satu) Transaksi berbayar. (Cfm Surat W11/3.5/2166 Penegasan Program WONDR)</w:t>
-      </w:r>
-    </w:p>
-    <w:p>
-      <w:pPr>
-        <w:pStyle w:val="6"/>
-        <w:numPr>
-          <w:ilvl w:val="0"/>
-          <w:numId w:val="1"/>
-        </w:numPr>
-        <w:spacing w:line="240" w:lineRule="auto"/>
-        <w:ind w:left="360" w:leftChars="0" w:right="160" w:rightChars="0" w:hanging="280" w:firstLineChars="0"/>
-        <w:jc w:val="both"/>
-        <w:rPr>
-          <w:rFonts w:hint="default" w:ascii="Kalinga" w:hAnsi="Kalinga"/>
-          <w:sz w:val="20"/>
-          <w:szCs w:val="20"/>
-        </w:rPr>
-      </w:pPr>
-      <w:r>
-        <w:rPr>
-          <w:rFonts w:hint="default" w:ascii="Kalinga" w:hAnsi="Kalinga"/>
-          <w:sz w:val="20"/>
-          <w:szCs w:val="20"/>
-        </w:rPr>
-        <w:t>Biaya Pelunasan Sebelum Jatuh Tempo (PSJT ) sebesar {{ biaya_psjt_persen | default('0', true) }} % dari outstanding kredit.{% for item in syarat_penandatanganan_list %}</w:t>
-      </w:r>
-    </w:p>
-    <w:p>
-      <w:pPr>
-        <w:pStyle w:val="6"/>
-        <w:numPr>
-          <w:ilvl w:val="0"/>
-          <w:numId w:val="1"/>
-        </w:numPr>
-        <w:spacing w:line="240" w:lineRule="auto"/>
-        <w:ind w:left="360" w:leftChars="0" w:right="160" w:rightChars="0" w:hanging="280" w:firstLineChars="0"/>
-        <w:jc w:val="both"/>
-        <w:rPr>
-          <w:rFonts w:hint="default" w:ascii="Kalinga" w:hAnsi="Kalinga"/>
-          <w:sz w:val="20"/>
-          <w:szCs w:val="20"/>
-        </w:rPr>
-      </w:pPr>
-      <w:r>
-        <w:rPr>
-          <w:rFonts w:hint="default" w:ascii="Kalinga" w:hAnsi="Kalinga"/>
-          <w:sz w:val="20"/>
-          <w:szCs w:val="20"/>
-        </w:rPr>
-        <w:t>{{ item }}{% endfor %}</w:t>
-      </w:r>
-    </w:p>
-    <w:p>
-      <w:pPr>
-        <w:pStyle w:val="6"/>
-        <w:numPr>
-          <w:ilvl w:val="0"/>
-          <w:numId w:val="1"/>
-        </w:numPr>
-        <w:spacing w:line="240" w:lineRule="auto"/>
-        <w:ind w:left="360" w:leftChars="0" w:right="160" w:rightChars="0" w:hanging="280" w:firstLineChars="0"/>
-        <w:jc w:val="both"/>
-        <w:rPr>
-          <w:rFonts w:ascii="Kalinga" w:hAnsi="Kalinga" w:cs="Kalinga"/>
+      <w:bookmarkStart w:id="14" w:name="OLE_LINK34"/>
+      <w:bookmarkStart w:id="15" w:name="OLE_LINK16"/>
+      <w:r>
+        <w:rPr>
+          <w:rFonts w:hint="default" w:ascii="Kalinga" w:hAnsi="Kalinga"/>
+          <w:sz w:val="20"/>
+          <w:szCs w:val="20"/>
+        </w:rPr>
+        <w:t>Aplikasi permohonan kredit telah di tanda tangani oleh Pemohon.</w:t>
+      </w:r>
+    </w:p>
+    <w:p>
+      <w:pPr>
+        <w:pStyle w:val="6"/>
+        <w:numPr>
+          <w:ilvl w:val="0"/>
+          <w:numId w:val="1"/>
+        </w:numPr>
+        <w:spacing w:line="240" w:lineRule="auto"/>
+        <w:ind w:left="360" w:leftChars="0" w:right="160" w:rightChars="0" w:hanging="280" w:firstLineChars="0"/>
+        <w:jc w:val="both"/>
+        <w:rPr>
+          <w:rFonts w:hint="default" w:ascii="Kalinga" w:hAnsi="Kalinga"/>
+          <w:sz w:val="20"/>
+          <w:szCs w:val="20"/>
+        </w:rPr>
+      </w:pPr>
+      <w:r>
+        <w:rPr>
+          <w:rFonts w:hint="default" w:ascii="Kalinga" w:hAnsi="Kalinga"/>
+          <w:sz w:val="20"/>
+          <w:szCs w:val="20"/>
+          <w:lang w:val="en-US"/>
+        </w:rPr>
+        <w:t>P</w:t>
+      </w:r>
+      <w:r>
+        <w:rPr>
+          <w:rFonts w:hint="default" w:ascii="Kalinga" w:hAnsi="Kalinga"/>
+          <w:sz w:val="20"/>
+          <w:szCs w:val="20"/>
+        </w:rPr>
+        <w:t>emohon Wajib ditutup Asuransi Jiwa selama Jangka Waktu Kredit.</w:t>
+      </w:r>
+    </w:p>
+    <w:p>
+      <w:pPr>
+        <w:pStyle w:val="6"/>
+        <w:numPr>
+          <w:ilvl w:val="0"/>
+          <w:numId w:val="1"/>
+        </w:numPr>
+        <w:spacing w:line="240" w:lineRule="auto"/>
+        <w:ind w:left="360" w:leftChars="0" w:right="160" w:rightChars="0" w:hanging="280" w:firstLineChars="0"/>
+        <w:jc w:val="both"/>
+        <w:rPr>
+          <w:rFonts w:hint="default" w:ascii="Kalinga" w:hAnsi="Kalinga"/>
+          <w:sz w:val="20"/>
+          <w:szCs w:val="20"/>
+        </w:rPr>
+      </w:pPr>
+      <w:r>
+        <w:rPr>
+          <w:rFonts w:hint="default" w:ascii="Kalinga" w:hAnsi="Kalinga"/>
+          <w:sz w:val="20"/>
+          <w:szCs w:val="20"/>
+        </w:rPr>
+        <w:t>Biaya Propisi {{ biaya_provisi_persen | default('0', true) }}% dari Maksimum Kredit atau sebesar Rp. {{ biaya_provisi_nominal | default('0', true) }},- Biaya Tata Laksana {{ biaya_tata_laksana_persen | default('0', true) }}% dari maksimum kredit atau sebesar Rp. {{ biaya_tata_laksana_nominal | default('0', true) }} dan {% if bebas_biaya_administrasi == 'ya' %}Bebas Biaya Administrasi{% else %}Biaya Administrasi sebesar Rp. {{ biaya_administrasi | default('0', true) }},-{% endif %} (Cfm Surat No DNS/5.4/8023 Perihal Program Pricing BNI Fleksi (Aktif&amp;Pensiun) Semester II 2025 tanggal 01-09-2025.</w:t>
+      </w:r>
+    </w:p>
+    <w:p>
+      <w:pPr>
+        <w:pStyle w:val="6"/>
+        <w:numPr>
+          <w:ilvl w:val="0"/>
+          <w:numId w:val="1"/>
+        </w:numPr>
+        <w:spacing w:line="240" w:lineRule="auto"/>
+        <w:ind w:left="360" w:leftChars="0" w:right="160" w:rightChars="0" w:hanging="280" w:firstLineChars="0"/>
+        <w:jc w:val="both"/>
+        <w:rPr>
+          <w:rFonts w:hint="default" w:ascii="Kalinga" w:hAnsi="Kalinga"/>
+          <w:sz w:val="20"/>
+          <w:szCs w:val="20"/>
+        </w:rPr>
+      </w:pPr>
+      <w:r>
+        <w:rPr>
+          <w:rFonts w:hint="default" w:ascii="Kalinga" w:hAnsi="Kalinga"/>
+          <w:sz w:val="20"/>
+          <w:szCs w:val="20"/>
+        </w:rPr>
+        <w:t>Membuka Rekening BNI Taplus nomor atas nama pemohon yang menjadi Rekening Payroll  Gaji Pensiun dan dijadikan sebagai Rekening Afiliasi Kredit.</w:t>
+      </w:r>
+    </w:p>
+    <w:p>
+      <w:pPr>
+        <w:pStyle w:val="6"/>
+        <w:numPr>
+          <w:ilvl w:val="0"/>
+          <w:numId w:val="1"/>
+        </w:numPr>
+        <w:spacing w:line="240" w:lineRule="auto"/>
+        <w:ind w:left="360" w:leftChars="0" w:right="160" w:rightChars="0" w:hanging="280" w:firstLineChars="0"/>
+        <w:jc w:val="both"/>
+        <w:rPr>
+          <w:rFonts w:hint="default" w:ascii="Kalinga" w:hAnsi="Kalinga"/>
+          <w:sz w:val="20"/>
+          <w:szCs w:val="20"/>
+        </w:rPr>
+      </w:pPr>
+      <w:r>
+        <w:rPr>
+          <w:rFonts w:hint="default" w:ascii="Kalinga" w:hAnsi="Kalinga"/>
+          <w:sz w:val="20"/>
+          <w:szCs w:val="20"/>
+        </w:rPr>
+        <w:t>Menyerahkan Surat-Surat Pernyataan dan Surat Kuasa Debitur terkait pemberian Fasilitas Kredit Pensiun.</w:t>
+      </w:r>
+    </w:p>
+    <w:p>
+      <w:pPr>
+        <w:pStyle w:val="6"/>
+        <w:numPr>
+          <w:ilvl w:val="0"/>
+          <w:numId w:val="1"/>
+        </w:numPr>
+        <w:spacing w:line="240" w:lineRule="auto"/>
+        <w:ind w:left="360" w:leftChars="0" w:right="160" w:rightChars="0" w:hanging="280" w:firstLineChars="0"/>
+        <w:jc w:val="both"/>
+        <w:rPr>
+          <w:rFonts w:hint="default" w:ascii="Kalinga" w:hAnsi="Kalinga"/>
+          <w:sz w:val="20"/>
+          <w:szCs w:val="20"/>
+        </w:rPr>
+      </w:pPr>
+      <w:r>
+        <w:rPr>
+          <w:rFonts w:hint="default" w:ascii="Kalinga" w:hAnsi="Kalinga"/>
+          <w:sz w:val="20"/>
+          <w:szCs w:val="20"/>
+        </w:rPr>
+        <w:t>Menyerahkan Surat Pernyataan Siap Melakukan Pembayaran Apabila suatu saat Kehilangan Tunjangan</w:t>
+      </w:r>
+      <w:r>
+        <w:rPr>
+          <w:rFonts w:hint="default" w:ascii="Kalinga" w:hAnsi="Kalinga"/>
+          <w:sz w:val="20"/>
+          <w:szCs w:val="20"/>
+          <w:lang w:val="en-US"/>
+        </w:rPr>
+        <w:t>.</w:t>
+      </w:r>
+    </w:p>
+    <w:p>
+      <w:pPr>
+        <w:pStyle w:val="6"/>
+        <w:numPr>
+          <w:ilvl w:val="0"/>
+          <w:numId w:val="1"/>
+        </w:numPr>
+        <w:spacing w:line="240" w:lineRule="auto"/>
+        <w:ind w:left="360" w:leftChars="0" w:right="160" w:rightChars="0" w:hanging="280" w:firstLineChars="0"/>
+        <w:jc w:val="both"/>
+        <w:rPr>
+          <w:rFonts w:hint="default" w:ascii="Kalinga" w:hAnsi="Kalinga"/>
+          <w:sz w:val="20"/>
+          <w:szCs w:val="20"/>
+        </w:rPr>
+      </w:pPr>
+      <w:r>
+        <w:rPr>
+          <w:rFonts w:hint="default" w:ascii="Kalinga" w:hAnsi="Kalinga"/>
+          <w:sz w:val="20"/>
+          <w:szCs w:val="20"/>
+        </w:rPr>
+        <w:t>Menyerahkan Surat Pernyataan Kesanggupan Pembayaran Angsuran Kredit Perbulan Diatas 70% dari Uang Pensiun atau Manfaat Pensiun Bulanan Yang Diterima.{% for item in syarat_penandatanganan_list %}</w:t>
+      </w:r>
+    </w:p>
+    <w:p>
+      <w:pPr>
+        <w:pStyle w:val="6"/>
+        <w:numPr>
+          <w:ilvl w:val="0"/>
+          <w:numId w:val="1"/>
+        </w:numPr>
+        <w:spacing w:line="240" w:lineRule="auto"/>
+        <w:ind w:left="360" w:leftChars="0" w:right="160" w:rightChars="0" w:hanging="280" w:firstLineChars="0"/>
+        <w:jc w:val="both"/>
+        <w:rPr>
+          <w:rFonts w:hint="default" w:ascii="Kalinga" w:hAnsi="Kalinga"/>
+          <w:sz w:val="20"/>
+          <w:szCs w:val="20"/>
+        </w:rPr>
+      </w:pPr>
+      <w:r>
+        <w:rPr>
+          <w:rFonts w:hint="default" w:ascii="Kalinga" w:hAnsi="Kalinga"/>
+          <w:sz w:val="20"/>
+          <w:szCs w:val="20"/>
+        </w:rPr>
+        <w:t>{{ item }}</w:t>
+      </w:r>
+      <w:r>
+        <w:rPr>
+          <w:rFonts w:hint="default" w:ascii="Kalinga" w:hAnsi="Kalinga"/>
+          <w:sz w:val="20"/>
+          <w:szCs w:val="20"/>
+          <w:lang w:val="en-US"/>
+        </w:rPr>
+        <w:t>.</w:t>
+      </w:r>
+      <w:r>
+        <w:rPr>
+          <w:rFonts w:hint="default" w:ascii="Kalinga" w:hAnsi="Kalinga"/>
+          <w:sz w:val="20"/>
+          <w:szCs w:val="20"/>
+        </w:rPr>
+        <w:t>{% endfor %}</w:t>
+      </w:r>
+    </w:p>
+    <w:p>
+      <w:pPr>
+        <w:pStyle w:val="6"/>
+        <w:numPr>
+          <w:ilvl w:val="0"/>
+          <w:numId w:val="1"/>
+        </w:numPr>
+        <w:spacing w:line="240" w:lineRule="auto"/>
+        <w:ind w:left="360" w:leftChars="0" w:right="160" w:rightChars="0" w:hanging="280" w:firstLineChars="0"/>
+        <w:jc w:val="both"/>
+        <w:rPr>
+          <w:rFonts w:hint="default" w:ascii="Kalinga" w:hAnsi="Kalinga"/>
+          <w:sz w:val="20"/>
+          <w:szCs w:val="20"/>
+        </w:rPr>
+      </w:pPr>
+      <w:r>
+        <w:rPr>
+          <w:rFonts w:hint="default" w:ascii="Kalinga" w:hAnsi="Kalinga"/>
+          <w:sz w:val="20"/>
+          <w:szCs w:val="20"/>
+        </w:rPr>
+        <w:t>Download dan Aktivasi aplikasi WONDR, serta melakukan trial minimal 1 (satu) Transaksi berbayar. (Cfm Surat W11/3.5/2166 Penegasan Program WONDR).</w:t>
+      </w:r>
+    </w:p>
+    <w:p>
+      <w:pPr>
+        <w:pStyle w:val="6"/>
+        <w:numPr>
+          <w:ilvl w:val="0"/>
+          <w:numId w:val="1"/>
+        </w:numPr>
+        <w:spacing w:line="240" w:lineRule="auto"/>
+        <w:ind w:left="360" w:leftChars="0" w:right="160" w:rightChars="0" w:hanging="280" w:firstLineChars="0"/>
+        <w:jc w:val="both"/>
+        <w:rPr>
+          <w:rFonts w:hint="default" w:ascii="Kalinga" w:hAnsi="Kalinga"/>
+          <w:sz w:val="20"/>
+          <w:szCs w:val="20"/>
+        </w:rPr>
+      </w:pPr>
+      <w:r>
+        <w:rPr>
+          <w:rFonts w:hint="default" w:ascii="Kalinga" w:hAnsi="Kalinga"/>
+          <w:sz w:val="20"/>
+          <w:szCs w:val="20"/>
+        </w:rPr>
+        <w:t>Biaya pelunasan sebelum jatuh tempo (PSJT ) sebesar {{ biaya_psjt_persen | default('0', true) }}% dari outstanding  kredit.</w:t>
+      </w:r>
+    </w:p>
+    <w:p>
+      <w:pPr>
+        <w:pStyle w:val="6"/>
+        <w:numPr>
+          <w:ilvl w:val="0"/>
+          <w:numId w:val="1"/>
+        </w:numPr>
+        <w:spacing w:line="240" w:lineRule="auto"/>
+        <w:ind w:left="360" w:leftChars="0" w:right="160" w:rightChars="0" w:hanging="280" w:firstLineChars="0"/>
+        <w:jc w:val="both"/>
+        <w:rPr>
+          <w:rFonts w:hint="default" w:ascii="Kalinga" w:hAnsi="Kalinga" w:cs="Kalinga"/>
           <w:b/>
           <w:bCs/>
           <w:sz w:val="20"/>
@@ -3685,7 +3734,7 @@
         <w:ind w:left="0" w:leftChars="0" w:firstLine="0" w:firstLineChars="0"/>
         <w:jc w:val="both"/>
         <w:rPr>
-          <w:rFonts w:hint="default" w:ascii="Kalinga" w:hAnsi="Kalinga"/>
+          <w:rFonts w:ascii="Kalinga" w:hAnsi="Kalinga" w:cs="Kalinga"/>
           <w:sz w:val="20"/>
           <w:szCs w:val="20"/>
         </w:rPr>
@@ -3708,6 +3757,305 @@
         </w:rPr>
         <w:t xml:space="preserve"> </w:t>
       </w:r>
+    </w:p>
+    <w:p>
+      <w:pPr>
+        <w:pStyle w:val="6"/>
+        <w:numPr>
+          <w:ilvl w:val="0"/>
+          <w:numId w:val="1"/>
+        </w:numPr>
+        <w:spacing w:line="240" w:lineRule="auto"/>
+        <w:ind w:left="360" w:leftChars="0" w:right="160" w:rightChars="0" w:hanging="280" w:firstLineChars="0"/>
+        <w:jc w:val="both"/>
+        <w:rPr>
+          <w:rFonts w:hint="default" w:ascii="Kalinga" w:hAnsi="Kalinga"/>
+          <w:color w:val="auto"/>
+          <w:sz w:val="20"/>
+          <w:szCs w:val="20"/>
+        </w:rPr>
+      </w:pPr>
+      <w:r>
+        <w:rPr>
+          <w:rFonts w:hint="default" w:ascii="Kalinga" w:hAnsi="Kalinga"/>
+          <w:color w:val="auto"/>
+          <w:sz w:val="20"/>
+          <w:szCs w:val="20"/>
+        </w:rPr>
+        <w:t>Perjanjian Kredit telah ditandatangani oleh Pemohon</w:t>
+      </w:r>
+      <w:r>
+        <w:rPr>
+          <w:rFonts w:hint="default" w:ascii="Kalinga" w:hAnsi="Kalinga"/>
+          <w:color w:val="auto"/>
+          <w:sz w:val="20"/>
+          <w:szCs w:val="20"/>
+          <w:lang w:val="en-US"/>
+        </w:rPr>
+        <w:t>.</w:t>
+      </w:r>
+    </w:p>
+    <w:p>
+      <w:pPr>
+        <w:pStyle w:val="6"/>
+        <w:numPr>
+          <w:ilvl w:val="0"/>
+          <w:numId w:val="1"/>
+        </w:numPr>
+        <w:spacing w:line="240" w:lineRule="auto"/>
+        <w:ind w:left="360" w:leftChars="0" w:right="160" w:rightChars="0" w:hanging="280" w:firstLineChars="0"/>
+        <w:jc w:val="both"/>
+        <w:rPr>
+          <w:rFonts w:hint="default" w:ascii="Kalinga" w:hAnsi="Kalinga"/>
+          <w:sz w:val="20"/>
+          <w:szCs w:val="20"/>
+        </w:rPr>
+      </w:pPr>
+      <w:r>
+        <w:rPr>
+          <w:rFonts w:hint="default" w:ascii="Kalinga" w:hAnsi="Kalinga"/>
+          <w:color w:val="auto"/>
+          <w:sz w:val="20"/>
+          <w:szCs w:val="20"/>
+        </w:rPr>
+        <w:t xml:space="preserve">Rekening BNI Taplus atas nama </w:t>
+      </w:r>
+      <w:r>
+        <w:rPr>
+          <w:rFonts w:hint="default" w:ascii="Kalinga" w:hAnsi="Kalinga"/>
+          <w:color w:val="auto"/>
+          <w:sz w:val="20"/>
+          <w:szCs w:val="20"/>
+          <w:lang w:val="en-US"/>
+        </w:rPr>
+        <w:t xml:space="preserve">Pemohon </w:t>
+      </w:r>
+      <w:r>
+        <w:rPr>
+          <w:rFonts w:hint="default" w:ascii="Kalinga" w:hAnsi="Kalinga"/>
+          <w:color w:val="auto"/>
+          <w:sz w:val="20"/>
+          <w:szCs w:val="20"/>
+        </w:rPr>
+        <w:t xml:space="preserve">yang </w:t>
+      </w:r>
+      <w:r>
+        <w:rPr>
+          <w:rFonts w:hint="default" w:ascii="Kalinga" w:hAnsi="Kalinga"/>
+          <w:color w:val="auto"/>
+          <w:sz w:val="20"/>
+          <w:szCs w:val="20"/>
+          <w:lang w:val="en-US"/>
+        </w:rPr>
+        <w:t>akan dijadikan</w:t>
+      </w:r>
+      <w:r>
+        <w:rPr>
+          <w:rFonts w:hint="default" w:ascii="Kalinga" w:hAnsi="Kalinga"/>
+          <w:color w:val="auto"/>
+          <w:sz w:val="20"/>
+          <w:szCs w:val="20"/>
+        </w:rPr>
+        <w:t xml:space="preserve"> Rekening Payroll Gaji Pensiun </w:t>
+      </w:r>
+      <w:r>
+        <w:rPr>
+          <w:rFonts w:hint="default" w:ascii="Kalinga" w:hAnsi="Kalinga"/>
+          <w:color w:val="auto"/>
+          <w:sz w:val="20"/>
+          <w:szCs w:val="20"/>
+          <w:lang w:val="en-US"/>
+        </w:rPr>
+        <w:t xml:space="preserve">serta </w:t>
+      </w:r>
+      <w:r>
+        <w:rPr>
+          <w:rFonts w:hint="default" w:ascii="Kalinga" w:hAnsi="Kalinga"/>
+          <w:color w:val="auto"/>
+          <w:sz w:val="20"/>
+          <w:szCs w:val="20"/>
+        </w:rPr>
+        <w:t>dijadikan sebagai Rekening Afiliasi Kredit akan diblokir sebesar {{ blokir_angsuran_total | default('0', true) }} ({{ blokir_angsuran_total_terbilang | default('', true) }}) kali angsuran ({{ blokir_angsuran_pindah_gaji | default('0', true) }} ({{ blokir_angsuran_pindah_gaji_terbilang | default('', true) }}) kali angsuran Pindah Gaji (dapat dibuka setelah Gaji Pensiun telah tercermin di Rekening Afiliasi Kredit BNI) dan {{ blokir_angsuran_lunas | default('0', true) }} ({{ blokir_angsuran_lunas_terbilang | default('', true) }}) kali angsuran (Pokok+ Bunga serta ditambah saldo minimum, diblokir sampai Kredit Lunas).Dana ini dapat dipotong dari Pencairan Kredit.</w:t>
+      </w:r>
+    </w:p>
+    <w:p>
+      <w:pPr>
+        <w:pStyle w:val="6"/>
+        <w:numPr>
+          <w:ilvl w:val="0"/>
+          <w:numId w:val="1"/>
+        </w:numPr>
+        <w:spacing w:line="240" w:lineRule="auto"/>
+        <w:ind w:left="360" w:leftChars="0" w:right="160" w:rightChars="0" w:hanging="280" w:firstLineChars="0"/>
+        <w:jc w:val="both"/>
+        <w:rPr>
+          <w:rFonts w:hint="default" w:ascii="Kalinga" w:hAnsi="Kalinga"/>
+          <w:color w:val="auto"/>
+          <w:sz w:val="20"/>
+          <w:szCs w:val="20"/>
+        </w:rPr>
+      </w:pPr>
+      <w:r>
+        <w:rPr>
+          <w:rFonts w:hint="default" w:ascii="Kalinga" w:hAnsi="Kalinga"/>
+          <w:color w:val="auto"/>
+          <w:sz w:val="20"/>
+          <w:szCs w:val="20"/>
+        </w:rPr>
+        <w:t>Telah dilakukan Penutupan Asuransi Jiwa Kredit atas nama Pemohon dibuktikan dengan Covernote dari Asuransi Rekanan BNI</w:t>
+      </w:r>
+      <w:r>
+        <w:rPr>
+          <w:rFonts w:hint="default" w:ascii="Kalinga" w:hAnsi="Kalinga"/>
+          <w:color w:val="auto"/>
+          <w:sz w:val="20"/>
+          <w:szCs w:val="20"/>
+          <w:lang w:val="en-US"/>
+        </w:rPr>
+        <w:t>.</w:t>
+      </w:r>
+    </w:p>
+    <w:p>
+      <w:pPr>
+        <w:pStyle w:val="6"/>
+        <w:numPr>
+          <w:ilvl w:val="0"/>
+          <w:numId w:val="1"/>
+        </w:numPr>
+        <w:spacing w:line="240" w:lineRule="auto"/>
+        <w:ind w:left="360" w:leftChars="0" w:right="160" w:rightChars="0" w:hanging="280" w:firstLineChars="0"/>
+        <w:jc w:val="both"/>
+        <w:rPr>
+          <w:rFonts w:hint="default" w:ascii="Kalinga" w:hAnsi="Kalinga"/>
+          <w:sz w:val="20"/>
+          <w:szCs w:val="20"/>
+        </w:rPr>
+      </w:pPr>
+      <w:r>
+        <w:rPr>
+          <w:rFonts w:hint="default" w:ascii="Kalinga" w:hAnsi="Kalinga"/>
+          <w:color w:val="auto"/>
+          <w:sz w:val="20"/>
+          <w:szCs w:val="20"/>
+        </w:rPr>
+        <w:t>Biaya Propisi, Tata Laksana dan Biaya lainnya (apabila ada) agar didebet dari Rekening Afiliasi atas nama Pemohon</w:t>
+      </w:r>
+      <w:r>
+        <w:rPr>
+          <w:rFonts w:hint="default" w:ascii="Kalinga" w:hAnsi="Kalinga"/>
+          <w:sz w:val="20"/>
+          <w:szCs w:val="20"/>
+        </w:rPr>
+        <w:t>{% for item in syarat_pencairan_list %}</w:t>
+      </w:r>
+    </w:p>
+    <w:p>
+      <w:pPr>
+        <w:pStyle w:val="6"/>
+        <w:numPr>
+          <w:ilvl w:val="0"/>
+          <w:numId w:val="1"/>
+        </w:numPr>
+        <w:spacing w:line="240" w:lineRule="auto"/>
+        <w:ind w:left="360" w:leftChars="0" w:right="160" w:rightChars="0" w:hanging="280" w:firstLineChars="0"/>
+        <w:jc w:val="both"/>
+        <w:rPr>
+          <w:rFonts w:hint="default" w:ascii="Kalinga" w:hAnsi="Kalinga"/>
+          <w:sz w:val="20"/>
+          <w:szCs w:val="20"/>
+        </w:rPr>
+      </w:pPr>
+      <w:r>
+        <w:rPr>
+          <w:rFonts w:hint="default" w:ascii="Kalinga" w:hAnsi="Kalinga"/>
+          <w:sz w:val="20"/>
+          <w:szCs w:val="20"/>
+        </w:rPr>
+        <w:t>{{ item }}</w:t>
+      </w:r>
+      <w:r>
+        <w:rPr>
+          <w:rFonts w:hint="default" w:ascii="Kalinga" w:hAnsi="Kalinga"/>
+          <w:sz w:val="20"/>
+          <w:szCs w:val="20"/>
+          <w:lang w:val="en-US"/>
+        </w:rPr>
+        <w:t>.</w:t>
+      </w:r>
+      <w:bookmarkStart w:id="17" w:name="_GoBack"/>
+      <w:bookmarkEnd w:id="17"/>
+      <w:r>
+        <w:rPr>
+          <w:rFonts w:hint="default" w:ascii="Kalinga" w:hAnsi="Kalinga"/>
+          <w:sz w:val="20"/>
+          <w:szCs w:val="20"/>
+        </w:rPr>
+        <w:t>{% endfor %}</w:t>
+      </w:r>
+      <w:r>
+        <w:rPr>
+          <w:rFonts w:hint="default" w:ascii="Kalinga" w:hAnsi="Kalinga"/>
+          <w:sz w:val="20"/>
+          <w:szCs w:val="20"/>
+          <w:lang w:val="en-US"/>
+        </w:rPr>
+        <w:t>.</w:t>
+      </w:r>
+    </w:p>
+    <w:p>
+      <w:pPr>
+        <w:pStyle w:val="6"/>
+        <w:numPr>
+          <w:ilvl w:val="0"/>
+          <w:numId w:val="1"/>
+        </w:numPr>
+        <w:spacing w:line="240" w:lineRule="auto"/>
+        <w:ind w:left="360" w:leftChars="0" w:right="160" w:rightChars="0" w:hanging="280" w:firstLineChars="0"/>
+        <w:jc w:val="both"/>
+        <w:rPr>
+          <w:rFonts w:hint="default" w:ascii="Kalinga" w:hAnsi="Kalinga"/>
+          <w:sz w:val="20"/>
+          <w:szCs w:val="20"/>
+        </w:rPr>
+      </w:pPr>
+      <w:r>
+        <w:rPr>
+          <w:rFonts w:ascii="Kalinga" w:hAnsi="Kalinga" w:cs="Kalinga"/>
+          <w:color w:val="auto"/>
+          <w:sz w:val="20"/>
+          <w:szCs w:val="20"/>
+        </w:rPr>
+        <w:t xml:space="preserve">Pencairan dengan Maksimum Kredit sebesar Rp. </w:t>
+      </w:r>
+      <w:r>
+        <w:rPr>
+          <w:rFonts w:hint="default" w:ascii="Kalinga" w:hAnsi="Kalinga"/>
+          <w:color w:val="auto"/>
+          <w:sz w:val="20"/>
+          <w:szCs w:val="20"/>
+          <w:lang w:val="en-US"/>
+        </w:rPr>
+        <w:t xml:space="preserve">{{ usulan_plafon_kredit | default('0', true) }},- </w:t>
+      </w:r>
+      <w:r>
+        <w:rPr>
+          <w:rFonts w:ascii="Kalinga" w:hAnsi="Kalinga" w:cs="Kalinga"/>
+          <w:color w:val="auto"/>
+          <w:sz w:val="20"/>
+          <w:szCs w:val="20"/>
+        </w:rPr>
+        <w:t xml:space="preserve"> akan dilakukan secara sekaligus ke Rekening atas nama Pemoho</w:t>
+      </w:r>
+      <w:r>
+        <w:rPr>
+          <w:rFonts w:hint="default" w:ascii="Kalinga" w:hAnsi="Kalinga" w:cs="Kalinga"/>
+          <w:color w:val="auto"/>
+          <w:sz w:val="20"/>
+          <w:szCs w:val="20"/>
+          <w:lang w:val="en-US"/>
+        </w:rPr>
+        <w:t>n.</w:t>
+      </w:r>
       <w:r>
         <w:rPr>
           <w:rFonts w:hint="default" w:ascii="Kalinga" w:hAnsi="Kalinga"/>
@@ -4089,41 +4437,7 @@
           <w:sz w:val="20"/>
           <w:szCs w:val="20"/>
         </w:rPr>
-        <w:t>Pencairan Tahap I dilakukan Penutupan Fasilitas Kredit {{ slik_bank_15_jenis | default('', true) }} di {{ slik_bank_15_nama | default('', true) }} atas nama Pemohon sebesar Nominal Pelunasan.{% endif %}{% for item in syarat_pencairan_list %}</w:t>
-      </w:r>
-    </w:p>
-    <w:p>
-      <w:pPr>
-        <w:pStyle w:val="6"/>
-        <w:numPr>
-          <w:ilvl w:val="0"/>
-          <w:numId w:val="1"/>
-        </w:numPr>
-        <w:spacing w:line="240" w:lineRule="auto"/>
-        <w:ind w:left="360" w:leftChars="0" w:right="160" w:rightChars="0" w:hanging="280" w:firstLineChars="0"/>
-        <w:jc w:val="both"/>
-        <w:rPr>
-          <w:rFonts w:hint="default" w:ascii="Kalinga" w:hAnsi="Kalinga"/>
-          <w:sz w:val="20"/>
-          <w:szCs w:val="20"/>
-        </w:rPr>
-      </w:pPr>
-      <w:r>
-        <w:rPr>
-          <w:rFonts w:hint="default" w:ascii="Kalinga" w:hAnsi="Kalinga"/>
-          <w:sz w:val="20"/>
-          <w:szCs w:val="20"/>
-        </w:rPr>
-        <w:t>{{ item }}{% endfor %}</w:t>
-      </w:r>
-      <w:r>
-        <w:rPr>
-          <w:rFonts w:hint="default" w:ascii="Kalinga" w:hAnsi="Kalinga"/>
-          <w:sz w:val="20"/>
-          <w:szCs w:val="20"/>
-          <w:lang w:val="en-US"/>
-        </w:rPr>
-        <w:t>.</w:t>
+        <w:t>Pencairan Tahap I dilakukan Penutupan Fasilitas Kredit {{ slik_bank_15_jenis | default('', true) }} di {{ slik_bank_15_nama | default('', true) }} atas nama Pemohon sebesar Nominal Pelunasan.{% endif %}</w:t>
       </w:r>
     </w:p>
     <w:p>

--- a/template_purna_takeover.docx
+++ b/template_purna_takeover.docx
@@ -15,8 +15,8 @@
           <w:u w:val="single"/>
         </w:rPr>
       </w:pPr>
-      <w:bookmarkStart w:id="0" w:name="OLE_LINK30"/>
-      <w:bookmarkStart w:id="1" w:name="OLE_LINK2"/>
+      <w:bookmarkStart w:id="0" w:name="OLE_LINK2"/>
+      <w:bookmarkStart w:id="1" w:name="OLE_LINK30"/>
       <w:r>
         <w:rPr>
           <w:rFonts w:ascii="Kalinga" w:hAnsi="Kalinga" w:cs="Kalinga"/>
@@ -3321,14 +3321,14 @@
       <w:bookmarkStart w:id="3" w:name="OLE_LINK19"/>
       <w:bookmarkStart w:id="4" w:name="OLE_LINK17"/>
       <w:bookmarkStart w:id="5" w:name="OLE_LINK8"/>
-      <w:bookmarkStart w:id="6" w:name="OLE_LINK41"/>
-      <w:bookmarkStart w:id="7" w:name="OLE_LINK32"/>
-      <w:bookmarkStart w:id="8" w:name="OLE_LINK33"/>
-      <w:bookmarkStart w:id="9" w:name="OLE_LINK23"/>
-      <w:bookmarkStart w:id="10" w:name="OLE_LINK24"/>
+      <w:bookmarkStart w:id="6" w:name="OLE_LINK32"/>
+      <w:bookmarkStart w:id="7" w:name="OLE_LINK27"/>
+      <w:bookmarkStart w:id="8" w:name="OLE_LINK23"/>
+      <w:bookmarkStart w:id="9" w:name="OLE_LINK33"/>
+      <w:bookmarkStart w:id="10" w:name="OLE_LINK3"/>
       <w:bookmarkStart w:id="11" w:name="OLE_LINK10"/>
-      <w:bookmarkStart w:id="12" w:name="OLE_LINK27"/>
-      <w:bookmarkStart w:id="13" w:name="OLE_LINK3"/>
+      <w:bookmarkStart w:id="12" w:name="OLE_LINK24"/>
+      <w:bookmarkStart w:id="13" w:name="OLE_LINK41"/>
       <w:r>
         <w:rPr>
           <w:rFonts w:ascii="Kalinga" w:hAnsi="Kalinga" w:cs="Kalinga"/>
@@ -3959,89 +3959,6 @@
         <w:jc w:val="both"/>
         <w:rPr>
           <w:rFonts w:hint="default" w:ascii="Kalinga" w:hAnsi="Kalinga"/>
-          <w:sz w:val="20"/>
-          <w:szCs w:val="20"/>
-        </w:rPr>
-      </w:pPr>
-      <w:r>
-        <w:rPr>
-          <w:rFonts w:hint="default" w:ascii="Kalinga" w:hAnsi="Kalinga"/>
-          <w:color w:val="auto"/>
-          <w:sz w:val="20"/>
-          <w:szCs w:val="20"/>
-        </w:rPr>
-        <w:t xml:space="preserve">Rekening BNI Taplus atas nama </w:t>
-      </w:r>
-      <w:r>
-        <w:rPr>
-          <w:rFonts w:hint="default" w:ascii="Kalinga" w:hAnsi="Kalinga"/>
-          <w:color w:val="auto"/>
-          <w:sz w:val="20"/>
-          <w:szCs w:val="20"/>
-          <w:lang w:val="en-US"/>
-        </w:rPr>
-        <w:t xml:space="preserve">Pemohon </w:t>
-      </w:r>
-      <w:r>
-        <w:rPr>
-          <w:rFonts w:hint="default" w:ascii="Kalinga" w:hAnsi="Kalinga"/>
-          <w:color w:val="auto"/>
-          <w:sz w:val="20"/>
-          <w:szCs w:val="20"/>
-        </w:rPr>
-        <w:t xml:space="preserve">yang </w:t>
-      </w:r>
-      <w:r>
-        <w:rPr>
-          <w:rFonts w:hint="default" w:ascii="Kalinga" w:hAnsi="Kalinga"/>
-          <w:color w:val="auto"/>
-          <w:sz w:val="20"/>
-          <w:szCs w:val="20"/>
-          <w:lang w:val="en-US"/>
-        </w:rPr>
-        <w:t>akan dijadikan</w:t>
-      </w:r>
-      <w:r>
-        <w:rPr>
-          <w:rFonts w:hint="default" w:ascii="Kalinga" w:hAnsi="Kalinga"/>
-          <w:color w:val="auto"/>
-          <w:sz w:val="20"/>
-          <w:szCs w:val="20"/>
-        </w:rPr>
-        <w:t xml:space="preserve"> Rekening Payroll Gaji Pensiun </w:t>
-      </w:r>
-      <w:r>
-        <w:rPr>
-          <w:rFonts w:hint="default" w:ascii="Kalinga" w:hAnsi="Kalinga"/>
-          <w:color w:val="auto"/>
-          <w:sz w:val="20"/>
-          <w:szCs w:val="20"/>
-          <w:lang w:val="en-US"/>
-        </w:rPr>
-        <w:t xml:space="preserve">serta </w:t>
-      </w:r>
-      <w:r>
-        <w:rPr>
-          <w:rFonts w:hint="default" w:ascii="Kalinga" w:hAnsi="Kalinga"/>
-          <w:color w:val="auto"/>
-          <w:sz w:val="20"/>
-          <w:szCs w:val="20"/>
-        </w:rPr>
-        <w:t>dijadikan sebagai Rekening Afiliasi Kredit akan diblokir sebesar {{ blokir_angsuran_total | default('0', true) }} ({{ blokir_angsuran_total_terbilang | default('', true) }}) kali angsuran ({{ blokir_angsuran_pindah_gaji | default('0', true) }} ({{ blokir_angsuran_pindah_gaji_terbilang | default('', true) }}) kali angsuran Pindah Gaji (dapat dibuka setelah Gaji Pensiun telah tercermin di Rekening Afiliasi Kredit BNI) dan {{ blokir_angsuran_lunas | default('0', true) }} ({{ blokir_angsuran_lunas_terbilang | default('', true) }}) kali angsuran (Pokok+ Bunga serta ditambah saldo minimum, diblokir sampai Kredit Lunas).Dana ini dapat dipotong dari Pencairan Kredit.</w:t>
-      </w:r>
-    </w:p>
-    <w:p>
-      <w:pPr>
-        <w:pStyle w:val="6"/>
-        <w:numPr>
-          <w:ilvl w:val="0"/>
-          <w:numId w:val="1"/>
-        </w:numPr>
-        <w:spacing w:line="240" w:lineRule="auto"/>
-        <w:ind w:left="360" w:leftChars="0" w:right="160" w:rightChars="0" w:hanging="280" w:firstLineChars="0"/>
-        <w:jc w:val="both"/>
-        <w:rPr>
-          <w:rFonts w:hint="default" w:ascii="Kalinga" w:hAnsi="Kalinga"/>
           <w:color w:val="auto"/>
           <w:sz w:val="20"/>
           <w:szCs w:val="20"/>
@@ -4095,6 +4012,16 @@
       <w:r>
         <w:rPr>
           <w:rFonts w:hint="default" w:ascii="Kalinga" w:hAnsi="Kalinga"/>
+          <w:color w:val="auto"/>
+          <w:sz w:val="20"/>
+          <w:szCs w:val="20"/>
+          <w:lang w:val="en-US"/>
+        </w:rPr>
+        <w:t>.</w:t>
+      </w:r>
+      <w:r>
+        <w:rPr>
+          <w:rFonts w:hint="default" w:ascii="Kalinga" w:hAnsi="Kalinga"/>
           <w:sz w:val="20"/>
           <w:szCs w:val="20"/>
         </w:rPr>
@@ -4164,505 +4091,807 @@
         <w:jc w:val="both"/>
         <w:rPr>
           <w:rFonts w:hint="default" w:ascii="Kalinga" w:hAnsi="Kalinga"/>
-          <w:sz w:val="20"/>
-          <w:szCs w:val="20"/>
-        </w:rPr>
-      </w:pPr>
-      <w:r>
-        <w:rPr>
-          <w:rFonts w:ascii="Kalinga" w:hAnsi="Kalinga" w:cs="Kalinga"/>
-          <w:color w:val="auto"/>
-          <w:sz w:val="20"/>
-          <w:szCs w:val="20"/>
-        </w:rPr>
-        <w:t xml:space="preserve">Pencairan dengan Maksimum Kredit sebesar Rp. </w:t>
-      </w:r>
-      <w:r>
-        <w:rPr>
-          <w:rFonts w:hint="default" w:ascii="Kalinga" w:hAnsi="Kalinga"/>
-          <w:color w:val="auto"/>
-          <w:sz w:val="20"/>
-          <w:szCs w:val="20"/>
-          <w:lang w:val="en-US"/>
-        </w:rPr>
-        <w:t xml:space="preserve">{{ usulan_plafon_kredit | default('0', true) }},- </w:t>
-      </w:r>
-      <w:r>
-        <w:rPr>
-          <w:rFonts w:ascii="Kalinga" w:hAnsi="Kalinga" w:cs="Kalinga"/>
-          <w:color w:val="auto"/>
-          <w:sz w:val="20"/>
-          <w:szCs w:val="20"/>
-        </w:rPr>
-        <w:t xml:space="preserve"> akan dilakukan secara sekaligus ke Rekening atas nama Pemoho</w:t>
-      </w:r>
-      <w:r>
-        <w:rPr>
-          <w:rFonts w:hint="default" w:ascii="Kalinga" w:hAnsi="Kalinga" w:cs="Kalinga"/>
-          <w:color w:val="auto"/>
-          <w:sz w:val="20"/>
-          <w:szCs w:val="20"/>
-          <w:lang w:val="en-US"/>
-        </w:rPr>
-        <w:t>n.</w:t>
-      </w:r>
-      <w:r>
-        <w:rPr>
-          <w:rFonts w:hint="default" w:ascii="Kalinga" w:hAnsi="Kalinga"/>
-          <w:sz w:val="20"/>
-          <w:szCs w:val="20"/>
-        </w:rPr>
-        <w:t>{% if slik_bank_1_takeover == 'ya' %}</w:t>
-      </w:r>
-    </w:p>
-    <w:p>
-      <w:pPr>
-        <w:pStyle w:val="6"/>
-        <w:numPr>
-          <w:ilvl w:val="0"/>
-          <w:numId w:val="1"/>
-        </w:numPr>
-        <w:spacing w:line="240" w:lineRule="auto"/>
-        <w:ind w:left="360" w:leftChars="0" w:right="160" w:rightChars="0" w:hanging="280" w:firstLineChars="0"/>
-        <w:jc w:val="both"/>
-        <w:rPr>
-          <w:rFonts w:hint="default" w:ascii="Kalinga" w:hAnsi="Kalinga"/>
-          <w:sz w:val="20"/>
-          <w:szCs w:val="20"/>
-        </w:rPr>
-      </w:pPr>
-      <w:r>
-        <w:rPr>
-          <w:rFonts w:hint="default" w:ascii="Kalinga" w:hAnsi="Kalinga"/>
-          <w:sz w:val="20"/>
-          <w:szCs w:val="20"/>
-        </w:rPr>
-        <w:t>Pencairan Tahap I dilakukan Penutupan Fasilitas Kredit {{ slik_bank_1_jenis | default('', true) }} di {{ slik_bank_1_nama | default('', true) }} atas nama Pemohon sebesar Nominal Pelunasan.{% endif %}{% if slik_bank_2_takeover == 'ya' %}</w:t>
-      </w:r>
-    </w:p>
-    <w:p>
-      <w:pPr>
-        <w:pStyle w:val="6"/>
-        <w:numPr>
-          <w:ilvl w:val="0"/>
-          <w:numId w:val="1"/>
-        </w:numPr>
-        <w:spacing w:line="240" w:lineRule="auto"/>
-        <w:ind w:left="360" w:leftChars="0" w:right="160" w:rightChars="0" w:hanging="280" w:firstLineChars="0"/>
-        <w:jc w:val="both"/>
-        <w:rPr>
-          <w:rFonts w:hint="default" w:ascii="Kalinga" w:hAnsi="Kalinga"/>
-          <w:sz w:val="20"/>
-          <w:szCs w:val="20"/>
-        </w:rPr>
-      </w:pPr>
-      <w:r>
-        <w:rPr>
-          <w:rFonts w:hint="default" w:ascii="Kalinga" w:hAnsi="Kalinga"/>
-          <w:sz w:val="20"/>
-          <w:szCs w:val="20"/>
-        </w:rPr>
-        <w:t>Pencairan Tahap I dilakukan Penutupan Fasilitas Kredit {{ slik_bank_2_jenis | default('', true) }} di {{ slik_bank_2_nama | default('', true) }} atas nama Pemohon sebesar Nominal Pelunasan.{% endif %}{% if slik_bank_3_takeover == 'ya' %}</w:t>
-      </w:r>
-    </w:p>
-    <w:p>
-      <w:pPr>
-        <w:pStyle w:val="6"/>
-        <w:numPr>
-          <w:ilvl w:val="0"/>
-          <w:numId w:val="1"/>
-        </w:numPr>
-        <w:spacing w:line="240" w:lineRule="auto"/>
-        <w:ind w:left="360" w:leftChars="0" w:right="160" w:rightChars="0" w:hanging="280" w:firstLineChars="0"/>
-        <w:jc w:val="both"/>
-        <w:rPr>
-          <w:rFonts w:hint="default" w:ascii="Kalinga" w:hAnsi="Kalinga"/>
-          <w:sz w:val="20"/>
-          <w:szCs w:val="20"/>
-        </w:rPr>
-      </w:pPr>
-      <w:r>
-        <w:rPr>
-          <w:rFonts w:hint="default" w:ascii="Kalinga" w:hAnsi="Kalinga"/>
-          <w:sz w:val="20"/>
-          <w:szCs w:val="20"/>
-        </w:rPr>
-        <w:t>Pencairan Tahap I dilakukan Penutupan Fasilitas Kredit {{ slik_bank_3_jenis | default('', true) }} di {{ slik_bank_3_nama | default('', true) }} atas nama Pemohon sebesar Nominal Pelunasan.{% endif %}{% if slik_bank_4_takeover == 'ya' %}</w:t>
-      </w:r>
-    </w:p>
-    <w:p>
-      <w:pPr>
-        <w:pStyle w:val="6"/>
-        <w:numPr>
-          <w:ilvl w:val="0"/>
-          <w:numId w:val="1"/>
-        </w:numPr>
-        <w:spacing w:line="240" w:lineRule="auto"/>
-        <w:ind w:left="360" w:leftChars="0" w:right="160" w:rightChars="0" w:hanging="280" w:firstLineChars="0"/>
-        <w:jc w:val="both"/>
-        <w:rPr>
-          <w:rFonts w:hint="default" w:ascii="Kalinga" w:hAnsi="Kalinga"/>
-          <w:sz w:val="20"/>
-          <w:szCs w:val="20"/>
-        </w:rPr>
-      </w:pPr>
-      <w:r>
-        <w:rPr>
-          <w:rFonts w:hint="default" w:ascii="Kalinga" w:hAnsi="Kalinga"/>
-          <w:sz w:val="20"/>
-          <w:szCs w:val="20"/>
-        </w:rPr>
-        <w:t>Pencairan Tahap I dilakukan Penutupan Fasilitas Kredit {{ slik_bank_4_jenis | default('', true) }} di {{ slik_bank_4_nama | default('', true) }} atas nama Pemohon sebesar Nominal Pelunasan.{% endif %}{% if slik_bank_5_takeover == 'ya' %}</w:t>
-      </w:r>
-    </w:p>
-    <w:p>
-      <w:pPr>
-        <w:pStyle w:val="6"/>
-        <w:numPr>
-          <w:ilvl w:val="0"/>
-          <w:numId w:val="1"/>
-        </w:numPr>
-        <w:spacing w:line="240" w:lineRule="auto"/>
-        <w:ind w:left="360" w:leftChars="0" w:right="160" w:rightChars="0" w:hanging="280" w:firstLineChars="0"/>
-        <w:jc w:val="both"/>
-        <w:rPr>
-          <w:rFonts w:hint="default" w:ascii="Kalinga" w:hAnsi="Kalinga"/>
-          <w:sz w:val="20"/>
-          <w:szCs w:val="20"/>
-        </w:rPr>
-      </w:pPr>
-      <w:r>
-        <w:rPr>
-          <w:rFonts w:hint="default" w:ascii="Kalinga" w:hAnsi="Kalinga"/>
-          <w:sz w:val="20"/>
-          <w:szCs w:val="20"/>
-        </w:rPr>
-        <w:t>Pencairan Tahap I dilakukan Penutupan Fasilitas Kredit {{ slik_bank_5_jenis | default('', true) }} di {{ slik_bank_5_nama | default('', true) }} atas nama Pemohon sebesar Nominal Pelunasan.{% endif %}{% if slik_bank_6_takeover == 'ya' %}</w:t>
-      </w:r>
-    </w:p>
-    <w:p>
-      <w:pPr>
-        <w:pStyle w:val="6"/>
-        <w:numPr>
-          <w:ilvl w:val="0"/>
-          <w:numId w:val="1"/>
-        </w:numPr>
-        <w:spacing w:line="240" w:lineRule="auto"/>
-        <w:ind w:left="360" w:leftChars="0" w:right="160" w:rightChars="0" w:hanging="280" w:firstLineChars="0"/>
-        <w:jc w:val="both"/>
-        <w:rPr>
-          <w:rFonts w:hint="default" w:ascii="Kalinga" w:hAnsi="Kalinga"/>
-          <w:sz w:val="20"/>
-          <w:szCs w:val="20"/>
-        </w:rPr>
-      </w:pPr>
-      <w:r>
-        <w:rPr>
-          <w:rFonts w:hint="default" w:ascii="Kalinga" w:hAnsi="Kalinga"/>
-          <w:sz w:val="20"/>
-          <w:szCs w:val="20"/>
-        </w:rPr>
-        <w:t>Pencairan Tahap I dilakukan Penutupan Fasilitas Kredit {{ slik_bank_6_jenis | default('', true) }} di {{ slik_bank_6_nama | default('', true) }} atas nama Pemohon sebesar Nominal Pelunasan.{% endif %}{% if slik_bank_7_takeover == 'ya' %}</w:t>
-      </w:r>
-    </w:p>
-    <w:p>
-      <w:pPr>
-        <w:pStyle w:val="6"/>
-        <w:numPr>
-          <w:ilvl w:val="0"/>
-          <w:numId w:val="1"/>
-        </w:numPr>
-        <w:spacing w:line="240" w:lineRule="auto"/>
-        <w:ind w:left="360" w:leftChars="0" w:right="160" w:rightChars="0" w:hanging="280" w:firstLineChars="0"/>
-        <w:jc w:val="both"/>
-        <w:rPr>
-          <w:rFonts w:hint="default" w:ascii="Kalinga" w:hAnsi="Kalinga"/>
-          <w:sz w:val="20"/>
-          <w:szCs w:val="20"/>
-        </w:rPr>
-      </w:pPr>
-      <w:r>
-        <w:rPr>
-          <w:rFonts w:hint="default" w:ascii="Kalinga" w:hAnsi="Kalinga"/>
-          <w:sz w:val="20"/>
-          <w:szCs w:val="20"/>
-        </w:rPr>
-        <w:t>Pencairan Tahap I dilakukan Penutupan Fasilitas Kredit {{ slik_bank_7_jenis | default('', true) }} di {{ slik_bank_7_nama | default('', true) }} atas nama Pemohon sebesar Nominal Pelunasan.{% endif %}{% if slik_bank_8_takeover == 'ya' %}</w:t>
-      </w:r>
-    </w:p>
-    <w:p>
-      <w:pPr>
-        <w:pStyle w:val="6"/>
-        <w:numPr>
-          <w:ilvl w:val="0"/>
-          <w:numId w:val="1"/>
-        </w:numPr>
-        <w:spacing w:line="240" w:lineRule="auto"/>
-        <w:ind w:left="360" w:leftChars="0" w:right="160" w:rightChars="0" w:hanging="280" w:firstLineChars="0"/>
-        <w:jc w:val="both"/>
-        <w:rPr>
-          <w:rFonts w:hint="default" w:ascii="Kalinga" w:hAnsi="Kalinga"/>
-          <w:sz w:val="20"/>
-          <w:szCs w:val="20"/>
-        </w:rPr>
-      </w:pPr>
-      <w:r>
-        <w:rPr>
-          <w:rFonts w:hint="default" w:ascii="Kalinga" w:hAnsi="Kalinga"/>
-          <w:sz w:val="20"/>
-          <w:szCs w:val="20"/>
-        </w:rPr>
-        <w:t>Pencairan Tahap I dilakukan Penutupan Fasilitas Kredit {{ slik_bank_8_jenis | default('', true) }} di {{ slik_bank_8_nama | default('', true) }} atas nama Pemohon sebesar Nominal Pelunasan.{% endif %}{% if slik_bank_9_takeover == 'ya' %}</w:t>
-      </w:r>
-    </w:p>
-    <w:p>
-      <w:pPr>
-        <w:pStyle w:val="6"/>
-        <w:numPr>
-          <w:ilvl w:val="0"/>
-          <w:numId w:val="1"/>
-        </w:numPr>
-        <w:spacing w:line="240" w:lineRule="auto"/>
-        <w:ind w:left="360" w:leftChars="0" w:right="160" w:rightChars="0" w:hanging="280" w:firstLineChars="0"/>
-        <w:jc w:val="both"/>
-        <w:rPr>
-          <w:rFonts w:hint="default" w:ascii="Kalinga" w:hAnsi="Kalinga"/>
-          <w:sz w:val="20"/>
-          <w:szCs w:val="20"/>
-        </w:rPr>
-      </w:pPr>
-      <w:r>
-        <w:rPr>
-          <w:rFonts w:hint="default" w:ascii="Kalinga" w:hAnsi="Kalinga"/>
-          <w:sz w:val="20"/>
-          <w:szCs w:val="20"/>
-        </w:rPr>
-        <w:t>Pencairan Tahap I dilakukan Penutupan Fasilitas Kredit {{ slik_bank_9_jenis | default('', true) }} di {{ slik_bank_9_nama | default('', true) }} atas nama Pemohon sebesar Nominal Pelunasan.{% endif %}{% if slik_bank_10_takeover == 'ya' %}</w:t>
-      </w:r>
-    </w:p>
-    <w:p>
-      <w:pPr>
-        <w:pStyle w:val="6"/>
-        <w:numPr>
-          <w:ilvl w:val="0"/>
-          <w:numId w:val="1"/>
-        </w:numPr>
-        <w:spacing w:line="240" w:lineRule="auto"/>
-        <w:ind w:left="360" w:leftChars="0" w:right="160" w:rightChars="0" w:hanging="280" w:firstLineChars="0"/>
-        <w:jc w:val="both"/>
-        <w:rPr>
-          <w:rFonts w:hint="default" w:ascii="Kalinga" w:hAnsi="Kalinga"/>
-          <w:sz w:val="20"/>
-          <w:szCs w:val="20"/>
-        </w:rPr>
-      </w:pPr>
-      <w:r>
-        <w:rPr>
-          <w:rFonts w:hint="default" w:ascii="Kalinga" w:hAnsi="Kalinga"/>
-          <w:sz w:val="20"/>
-          <w:szCs w:val="20"/>
-        </w:rPr>
-        <w:t>Pencairan Tahap I dilakukan Penutupan Fasilitas Kredit {{ slik_bank_10_jenis | default('', true) }} di {{ slik_bank_10_nama | default('', true) }} atas nama Pemohon sebesar Nominal Pelunasan.{% endif %}{% if slik_bank_11_takeover == 'ya' %}</w:t>
-      </w:r>
-    </w:p>
-    <w:p>
-      <w:pPr>
-        <w:pStyle w:val="6"/>
-        <w:numPr>
-          <w:ilvl w:val="0"/>
-          <w:numId w:val="1"/>
-        </w:numPr>
-        <w:spacing w:line="240" w:lineRule="auto"/>
-        <w:ind w:left="360" w:leftChars="0" w:right="160" w:rightChars="0" w:hanging="280" w:firstLineChars="0"/>
-        <w:jc w:val="both"/>
-        <w:rPr>
-          <w:rFonts w:hint="default" w:ascii="Kalinga" w:hAnsi="Kalinga"/>
-          <w:sz w:val="20"/>
-          <w:szCs w:val="20"/>
-        </w:rPr>
-      </w:pPr>
-      <w:r>
-        <w:rPr>
-          <w:rFonts w:hint="default" w:ascii="Kalinga" w:hAnsi="Kalinga"/>
-          <w:sz w:val="20"/>
-          <w:szCs w:val="20"/>
-        </w:rPr>
-        <w:t>Pencairan Tahap I dilakukan Penutupan Fasilitas Kredit {{ slik_bank_11_jenis | default('', true) }} di {{ slik_bank_11_nama | default('', true) }} atas nama Pemohon sebesar Nominal Pelunasan.{% endif %}{% if slik_bank_12_takeover == 'ya' %}</w:t>
-      </w:r>
-    </w:p>
-    <w:p>
-      <w:pPr>
-        <w:pStyle w:val="6"/>
-        <w:numPr>
-          <w:ilvl w:val="0"/>
-          <w:numId w:val="1"/>
-        </w:numPr>
-        <w:spacing w:line="240" w:lineRule="auto"/>
-        <w:ind w:left="360" w:leftChars="0" w:right="160" w:rightChars="0" w:hanging="280" w:firstLineChars="0"/>
-        <w:jc w:val="both"/>
-        <w:rPr>
-          <w:rFonts w:hint="default" w:ascii="Kalinga" w:hAnsi="Kalinga"/>
-          <w:sz w:val="20"/>
-          <w:szCs w:val="20"/>
-        </w:rPr>
-      </w:pPr>
-      <w:r>
-        <w:rPr>
-          <w:rFonts w:hint="default" w:ascii="Kalinga" w:hAnsi="Kalinga"/>
-          <w:sz w:val="20"/>
-          <w:szCs w:val="20"/>
-        </w:rPr>
-        <w:t>Pencairan Tahap I dilakukan Penutupan Fasilitas Kredit {{ slik_bank_12_jenis | default('', true) }} di {{ slik_bank_12_nama | default('', true) }} atas nama Pemohon sebesar Nominal Pelunasan.{% endif %}{% if slik_bank_13_takeover == 'ya' %}</w:t>
-      </w:r>
-    </w:p>
-    <w:p>
-      <w:pPr>
-        <w:pStyle w:val="6"/>
-        <w:numPr>
-          <w:ilvl w:val="0"/>
-          <w:numId w:val="1"/>
-        </w:numPr>
-        <w:spacing w:line="240" w:lineRule="auto"/>
-        <w:ind w:left="360" w:leftChars="0" w:right="160" w:rightChars="0" w:hanging="280" w:firstLineChars="0"/>
-        <w:jc w:val="both"/>
-        <w:rPr>
-          <w:rFonts w:hint="default" w:ascii="Kalinga" w:hAnsi="Kalinga"/>
-          <w:sz w:val="20"/>
-          <w:szCs w:val="20"/>
-        </w:rPr>
-      </w:pPr>
-      <w:r>
-        <w:rPr>
-          <w:rFonts w:hint="default" w:ascii="Kalinga" w:hAnsi="Kalinga"/>
-          <w:sz w:val="20"/>
-          <w:szCs w:val="20"/>
-        </w:rPr>
-        <w:t>Pencairan Tahap I dilakukan Penutupan Fasilitas Kredit {{ slik_bank_13_jenis | default('', true) }} di {{ slik_bank_13_nama | default('', true) }} atas nama Pemohon sebesar Nominal Pelunasan.{% endif %}{% if slik_bank_14_takeover == 'ya' %}</w:t>
-      </w:r>
-    </w:p>
-    <w:p>
-      <w:pPr>
-        <w:pStyle w:val="6"/>
-        <w:numPr>
-          <w:ilvl w:val="0"/>
-          <w:numId w:val="1"/>
-        </w:numPr>
-        <w:spacing w:line="240" w:lineRule="auto"/>
-        <w:ind w:left="360" w:leftChars="0" w:right="160" w:rightChars="0" w:hanging="280" w:firstLineChars="0"/>
-        <w:jc w:val="both"/>
-        <w:rPr>
-          <w:rFonts w:hint="default" w:ascii="Kalinga" w:hAnsi="Kalinga"/>
-          <w:sz w:val="20"/>
-          <w:szCs w:val="20"/>
-        </w:rPr>
-      </w:pPr>
-      <w:r>
-        <w:rPr>
-          <w:rFonts w:hint="default" w:ascii="Kalinga" w:hAnsi="Kalinga"/>
-          <w:sz w:val="20"/>
-          <w:szCs w:val="20"/>
-        </w:rPr>
-        <w:t>Pencairan Tahap I dilakukan Penutupan Fasilitas Kredit {{ slik_bank_14_jenis | default('', true) }} di {{ slik_bank_14_nama | default('', true) }} atas nama Pemohon sebesar Nominal Pelunasan.{% endif %}{% if slik_bank_15_takeover == 'ya' %}</w:t>
-      </w:r>
-    </w:p>
-    <w:p>
-      <w:pPr>
-        <w:pStyle w:val="6"/>
-        <w:numPr>
-          <w:ilvl w:val="0"/>
-          <w:numId w:val="1"/>
-        </w:numPr>
-        <w:spacing w:line="240" w:lineRule="auto"/>
-        <w:ind w:left="360" w:leftChars="0" w:right="160" w:rightChars="0" w:hanging="280" w:firstLineChars="0"/>
-        <w:jc w:val="both"/>
-        <w:rPr>
-          <w:rFonts w:hint="default" w:ascii="Kalinga" w:hAnsi="Kalinga"/>
-          <w:sz w:val="20"/>
-          <w:szCs w:val="20"/>
-        </w:rPr>
-      </w:pPr>
-      <w:r>
-        <w:rPr>
-          <w:rFonts w:hint="default" w:ascii="Kalinga" w:hAnsi="Kalinga"/>
-          <w:sz w:val="20"/>
-          <w:szCs w:val="20"/>
-        </w:rPr>
-        <w:t>Pencairan Tahap I dilakukan Penutupan Fasilitas Kredit {{ slik_bank_15_jenis | default('', true) }} di {{ slik_bank_15_nama | default('', true) }} atas nama Pemohon sebesar Nominal Pelunasan.{% endif %}</w:t>
-      </w:r>
-    </w:p>
-    <w:p>
-      <w:pPr>
-        <w:pStyle w:val="6"/>
-        <w:numPr>
-          <w:ilvl w:val="0"/>
-          <w:numId w:val="1"/>
-        </w:numPr>
-        <w:spacing w:line="240" w:lineRule="auto"/>
-        <w:ind w:left="360" w:leftChars="0" w:right="160" w:rightChars="0" w:hanging="280" w:firstLineChars="0"/>
-        <w:jc w:val="both"/>
-        <w:rPr>
-          <w:rFonts w:hint="default" w:ascii="Kalinga" w:hAnsi="Kalinga"/>
-          <w:sz w:val="20"/>
-          <w:szCs w:val="20"/>
-        </w:rPr>
-      </w:pPr>
-      <w:r>
-        <w:rPr>
-          <w:rFonts w:hint="default" w:ascii="Kalinga" w:hAnsi="Kalinga"/>
-          <w:sz w:val="20"/>
-          <w:szCs w:val="20"/>
-        </w:rPr>
-        <w:t xml:space="preserve">Pencairan Tahap II dilakukan setelah Bukti Lunas / Surat Keterangan Lunas Fasilitas Kredit dari {{ takeover_bank_list }} dan Asli SK Pensiun atas nama Pemohon telah diterima Pihak BNI dan Proses Flagging </w:t>
-      </w:r>
-      <w:r>
-        <w:rPr>
-          <w:rFonts w:hint="default" w:ascii="Kalinga" w:hAnsi="Kalinga"/>
-          <w:color w:val="auto"/>
-          <w:sz w:val="20"/>
-          <w:szCs w:val="20"/>
-        </w:rPr>
-        <w:t>{% if segmentasi == 'asabri' %}</w:t>
-      </w:r>
-      <w:r>
-        <w:rPr>
-          <w:rFonts w:hint="default" w:ascii="Kalinga" w:hAnsi="Kalinga"/>
-          <w:color w:val="auto"/>
-          <w:sz w:val="20"/>
-          <w:szCs w:val="20"/>
-          <w:lang w:val="en-US"/>
-        </w:rPr>
-        <w:t>ASABRI</w:t>
-      </w:r>
-      <w:r>
-        <w:rPr>
-          <w:rFonts w:hint="default" w:ascii="Kalinga" w:hAnsi="Kalinga"/>
-          <w:color w:val="auto"/>
-          <w:sz w:val="20"/>
-          <w:szCs w:val="20"/>
-        </w:rPr>
-        <w:t>{% else %}</w:t>
-      </w:r>
-      <w:r>
-        <w:rPr>
-          <w:rFonts w:hint="default" w:ascii="Kalinga" w:hAnsi="Kalinga"/>
-          <w:color w:val="auto"/>
-          <w:sz w:val="20"/>
-          <w:szCs w:val="20"/>
-          <w:lang w:val="en-US"/>
-        </w:rPr>
-        <w:t>TASPEN</w:t>
-      </w:r>
-      <w:r>
-        <w:rPr>
-          <w:rFonts w:hint="default" w:ascii="Kalinga" w:hAnsi="Kalinga"/>
-          <w:color w:val="auto"/>
-          <w:sz w:val="20"/>
-          <w:szCs w:val="20"/>
-        </w:rPr>
-        <w:t>{% endif %}</w:t>
-      </w:r>
+          <w:color w:val="auto"/>
+          <w:sz w:val="20"/>
+          <w:szCs w:val="20"/>
+        </w:rPr>
+      </w:pPr>
       <w:bookmarkStart w:id="17" w:name="_GoBack"/>
       <w:bookmarkEnd w:id="17"/>
+      <w:r>
+        <w:rPr>
+          <w:rFonts w:hint="default" w:ascii="Kalinga" w:hAnsi="Kalinga"/>
+          <w:color w:val="auto"/>
+          <w:sz w:val="20"/>
+          <w:szCs w:val="20"/>
+        </w:rPr>
+        <w:t xml:space="preserve">Rekening BNI Taplus atas nama </w:t>
+      </w:r>
+      <w:r>
+        <w:rPr>
+          <w:rFonts w:hint="default" w:ascii="Kalinga" w:hAnsi="Kalinga"/>
+          <w:color w:val="auto"/>
+          <w:sz w:val="20"/>
+          <w:szCs w:val="20"/>
+          <w:lang w:val="en-US"/>
+        </w:rPr>
+        <w:t xml:space="preserve">Pemohon </w:t>
+      </w:r>
+      <w:r>
+        <w:rPr>
+          <w:rFonts w:hint="default" w:ascii="Kalinga" w:hAnsi="Kalinga"/>
+          <w:color w:val="auto"/>
+          <w:sz w:val="20"/>
+          <w:szCs w:val="20"/>
+        </w:rPr>
+        <w:t xml:space="preserve">yang </w:t>
+      </w:r>
+      <w:r>
+        <w:rPr>
+          <w:rFonts w:hint="default" w:ascii="Kalinga" w:hAnsi="Kalinga"/>
+          <w:color w:val="auto"/>
+          <w:sz w:val="20"/>
+          <w:szCs w:val="20"/>
+          <w:lang w:val="en-US"/>
+        </w:rPr>
+        <w:t>akan dijadikan</w:t>
+      </w:r>
+      <w:r>
+        <w:rPr>
+          <w:rFonts w:hint="default" w:ascii="Kalinga" w:hAnsi="Kalinga"/>
+          <w:color w:val="auto"/>
+          <w:sz w:val="20"/>
+          <w:szCs w:val="20"/>
+        </w:rPr>
+        <w:t xml:space="preserve"> Rekening Payroll Gaji Pensiun </w:t>
+      </w:r>
+      <w:r>
+        <w:rPr>
+          <w:rFonts w:hint="default" w:ascii="Kalinga" w:hAnsi="Kalinga"/>
+          <w:color w:val="auto"/>
+          <w:sz w:val="20"/>
+          <w:szCs w:val="20"/>
+          <w:lang w:val="en-US"/>
+        </w:rPr>
+        <w:t xml:space="preserve">serta </w:t>
+      </w:r>
+      <w:r>
+        <w:rPr>
+          <w:rFonts w:hint="default" w:ascii="Kalinga" w:hAnsi="Kalinga"/>
+          <w:color w:val="auto"/>
+          <w:sz w:val="20"/>
+          <w:szCs w:val="20"/>
+        </w:rPr>
+        <w:t xml:space="preserve">dijadikan sebagai Rekening Afiliasi Kredit akan diblokir sebesar {{ blokir_angsuran_total | default('0', true) }} ({{ blokir_angsuran_total_terbilang | default('', true) }}) kali angsuran ({{ blokir_angsuran_pindah_gaji | default('0', true) }} ({{ blokir_angsuran_pindah_gaji_terbilang | default('', true) }}) kali angsuran Pindah Gaji (dapat dibuka setelah Gaji Pensiun telah tercermin di Rekening Afiliasi Kredit BNI) dan {{ blokir_angsuran_lunas | default('0', true) }} ({{ blokir_angsuran_lunas_terbilang | default('', true) }}) kali angsuran (Pokok+ Bunga serta ditambah saldo minimum, </w:t>
+      </w:r>
+      <w:r>
+        <w:rPr>
+          <w:rFonts w:hint="default" w:ascii="Kalinga" w:hAnsi="Kalinga"/>
+          <w:color w:val="auto"/>
+          <w:sz w:val="20"/>
+          <w:szCs w:val="20"/>
+          <w:lang w:val="en-US"/>
+        </w:rPr>
+        <w:t>dapat dibuka blokir saat</w:t>
+      </w:r>
+      <w:r>
+        <w:rPr>
+          <w:rFonts w:hint="default" w:ascii="Kalinga" w:hAnsi="Kalinga"/>
+          <w:color w:val="auto"/>
+          <w:sz w:val="20"/>
+          <w:szCs w:val="20"/>
+        </w:rPr>
+        <w:t xml:space="preserve"> </w:t>
+      </w:r>
+      <w:r>
+        <w:rPr>
+          <w:rFonts w:hint="default" w:ascii="Kalinga" w:hAnsi="Kalinga"/>
+          <w:color w:val="auto"/>
+          <w:sz w:val="20"/>
+          <w:szCs w:val="20"/>
+          <w:lang w:val="en-US"/>
+        </w:rPr>
+        <w:t>kredit lunas</w:t>
+      </w:r>
+      <w:r>
+        <w:rPr>
+          <w:rFonts w:hint="default" w:ascii="Kalinga" w:hAnsi="Kalinga"/>
+          <w:color w:val="auto"/>
+          <w:sz w:val="20"/>
+          <w:szCs w:val="20"/>
+        </w:rPr>
+        <w:t>).</w:t>
+      </w:r>
+      <w:r>
+        <w:rPr>
+          <w:rFonts w:hint="default" w:ascii="Kalinga" w:hAnsi="Kalinga"/>
+          <w:color w:val="auto"/>
+          <w:sz w:val="20"/>
+          <w:szCs w:val="20"/>
+          <w:lang w:val="en-US"/>
+        </w:rPr>
+        <w:t xml:space="preserve"> </w:t>
+      </w:r>
+      <w:r>
+        <w:rPr>
+          <w:rFonts w:hint="default" w:ascii="Kalinga" w:hAnsi="Kalinga"/>
+          <w:color w:val="auto"/>
+          <w:sz w:val="20"/>
+          <w:szCs w:val="20"/>
+        </w:rPr>
+        <w:t>Dana ini dapat dipotong dari Pencairan Kredit.</w:t>
+      </w:r>
+    </w:p>
+    <w:p>
+      <w:pPr>
+        <w:pStyle w:val="6"/>
+        <w:numPr>
+          <w:ilvl w:val="0"/>
+          <w:numId w:val="1"/>
+        </w:numPr>
+        <w:spacing w:line="240" w:lineRule="auto"/>
+        <w:ind w:left="360" w:leftChars="0" w:right="160" w:rightChars="0" w:hanging="280" w:firstLineChars="0"/>
+        <w:jc w:val="both"/>
+        <w:rPr>
+          <w:rFonts w:hint="default" w:ascii="Kalinga" w:hAnsi="Kalinga"/>
+          <w:sz w:val="20"/>
+          <w:szCs w:val="20"/>
+        </w:rPr>
+      </w:pPr>
+      <w:r>
+        <w:rPr>
+          <w:rFonts w:ascii="Kalinga" w:hAnsi="Kalinga" w:cs="Kalinga"/>
+          <w:color w:val="auto"/>
+          <w:sz w:val="20"/>
+          <w:szCs w:val="20"/>
+        </w:rPr>
+        <w:t xml:space="preserve">Pencairan dengan Maksimum Kredit sebesar Rp. </w:t>
+      </w:r>
+      <w:r>
+        <w:rPr>
+          <w:rFonts w:hint="default" w:ascii="Kalinga" w:hAnsi="Kalinga"/>
+          <w:color w:val="auto"/>
+          <w:sz w:val="20"/>
+          <w:szCs w:val="20"/>
+          <w:lang w:val="en-US"/>
+        </w:rPr>
+        <w:t xml:space="preserve">{{ usulan_plafon_kredit | default('0', true) }},- </w:t>
+      </w:r>
+      <w:r>
+        <w:rPr>
+          <w:rFonts w:ascii="Kalinga" w:hAnsi="Kalinga" w:cs="Kalinga"/>
+          <w:color w:val="auto"/>
+          <w:sz w:val="20"/>
+          <w:szCs w:val="20"/>
+        </w:rPr>
+        <w:t xml:space="preserve"> akan dilakukan secara sekaligus ke Rekening atas nama Pemoho</w:t>
+      </w:r>
+      <w:r>
+        <w:rPr>
+          <w:rFonts w:hint="default" w:ascii="Kalinga" w:hAnsi="Kalinga" w:cs="Kalinga"/>
+          <w:color w:val="auto"/>
+          <w:sz w:val="20"/>
+          <w:szCs w:val="20"/>
+          <w:lang w:val="en-US"/>
+        </w:rPr>
+        <w:t>n.</w:t>
+      </w:r>
+      <w:r>
+        <w:rPr>
+          <w:rFonts w:hint="default" w:ascii="Kalinga" w:hAnsi="Kalinga"/>
+          <w:sz w:val="20"/>
+          <w:szCs w:val="20"/>
+        </w:rPr>
+        <w:t>{% if slik_bank_1_takeover == 'ya' %}</w:t>
+      </w:r>
+    </w:p>
+    <w:p>
+      <w:pPr>
+        <w:pStyle w:val="6"/>
+        <w:numPr>
+          <w:ilvl w:val="0"/>
+          <w:numId w:val="1"/>
+        </w:numPr>
+        <w:spacing w:line="240" w:lineRule="auto"/>
+        <w:ind w:left="360" w:leftChars="0" w:right="160" w:rightChars="0" w:hanging="280" w:firstLineChars="0"/>
+        <w:jc w:val="both"/>
+        <w:rPr>
+          <w:rFonts w:hint="default" w:ascii="Kalinga" w:hAnsi="Kalinga"/>
+          <w:sz w:val="20"/>
+          <w:szCs w:val="20"/>
+        </w:rPr>
+      </w:pPr>
+      <w:r>
+        <w:rPr>
+          <w:rFonts w:hint="default" w:ascii="Kalinga" w:hAnsi="Kalinga"/>
+          <w:sz w:val="20"/>
+          <w:szCs w:val="20"/>
+          <w:lang w:val="en-US"/>
+        </w:rPr>
+        <w:t xml:space="preserve">Dilakukan </w:t>
+      </w:r>
+      <w:r>
+        <w:rPr>
+          <w:rFonts w:hint="default" w:ascii="Kalinga" w:hAnsi="Kalinga"/>
+          <w:sz w:val="20"/>
+          <w:szCs w:val="20"/>
+        </w:rPr>
+        <w:t>Penutupan Fasilitas Kredit {{ slik_bank_1_jenis | default('', true) }} di {{ slik_bank_1_nama | default('', true) }} atas nama Pemohon sebesar Nominal Pelunasan.{% endif %}{% if slik_bank_2_takeover == 'ya' %}</w:t>
+      </w:r>
+    </w:p>
+    <w:p>
+      <w:pPr>
+        <w:pStyle w:val="6"/>
+        <w:numPr>
+          <w:ilvl w:val="0"/>
+          <w:numId w:val="1"/>
+        </w:numPr>
+        <w:spacing w:line="240" w:lineRule="auto"/>
+        <w:ind w:left="360" w:leftChars="0" w:right="160" w:rightChars="0" w:hanging="280" w:firstLineChars="0"/>
+        <w:jc w:val="both"/>
+        <w:rPr>
+          <w:rFonts w:hint="default" w:ascii="Kalinga" w:hAnsi="Kalinga"/>
+          <w:sz w:val="20"/>
+          <w:szCs w:val="20"/>
+        </w:rPr>
+      </w:pPr>
+      <w:r>
+        <w:rPr>
+          <w:rFonts w:hint="default" w:ascii="Kalinga" w:hAnsi="Kalinga"/>
+          <w:sz w:val="20"/>
+          <w:szCs w:val="20"/>
+          <w:lang w:val="en-US"/>
+        </w:rPr>
+        <w:t xml:space="preserve">Dilakukan </w:t>
+      </w:r>
+      <w:r>
+        <w:rPr>
+          <w:rFonts w:hint="default" w:ascii="Kalinga" w:hAnsi="Kalinga"/>
+          <w:sz w:val="20"/>
+          <w:szCs w:val="20"/>
+        </w:rPr>
+        <w:t>Penutupan Fasilitas Kredit {{ slik_bank_2_jenis | default('', true) }} di {{ slik_bank_2_nama | default('', true) }} atas nama Pemohon sebesar Nominal Pelunasan.{% endif %}{% if slik_bank_3_takeover == 'ya' %}</w:t>
+      </w:r>
+    </w:p>
+    <w:p>
+      <w:pPr>
+        <w:pStyle w:val="6"/>
+        <w:numPr>
+          <w:ilvl w:val="0"/>
+          <w:numId w:val="1"/>
+        </w:numPr>
+        <w:spacing w:line="240" w:lineRule="auto"/>
+        <w:ind w:left="360" w:leftChars="0" w:right="160" w:rightChars="0" w:hanging="280" w:firstLineChars="0"/>
+        <w:jc w:val="both"/>
+        <w:rPr>
+          <w:rFonts w:hint="default" w:ascii="Kalinga" w:hAnsi="Kalinga"/>
+          <w:sz w:val="20"/>
+          <w:szCs w:val="20"/>
+        </w:rPr>
+      </w:pPr>
+      <w:r>
+        <w:rPr>
+          <w:rFonts w:hint="default" w:ascii="Kalinga" w:hAnsi="Kalinga"/>
+          <w:sz w:val="20"/>
+          <w:szCs w:val="20"/>
+          <w:lang w:val="en-US"/>
+        </w:rPr>
+        <w:t xml:space="preserve">Dilakukan </w:t>
+      </w:r>
+      <w:r>
+        <w:rPr>
+          <w:rFonts w:hint="default" w:ascii="Kalinga" w:hAnsi="Kalinga"/>
+          <w:sz w:val="20"/>
+          <w:szCs w:val="20"/>
+        </w:rPr>
+        <w:t>Penutupan Fasilitas Kredit {{ slik_bank_3_jenis | default('', true) }} di {{ slik_bank_3_nama | default('', true) }} atas nama Pemohon sebesar Nominal Pelunasan.{% endif %}{% if slik_bank_4_takeover == 'ya' %}</w:t>
+      </w:r>
+    </w:p>
+    <w:p>
+      <w:pPr>
+        <w:pStyle w:val="6"/>
+        <w:numPr>
+          <w:ilvl w:val="0"/>
+          <w:numId w:val="1"/>
+        </w:numPr>
+        <w:spacing w:line="240" w:lineRule="auto"/>
+        <w:ind w:left="360" w:leftChars="0" w:right="160" w:rightChars="0" w:hanging="280" w:firstLineChars="0"/>
+        <w:jc w:val="both"/>
+        <w:rPr>
+          <w:rFonts w:hint="default" w:ascii="Kalinga" w:hAnsi="Kalinga"/>
+          <w:sz w:val="20"/>
+          <w:szCs w:val="20"/>
+        </w:rPr>
+      </w:pPr>
+      <w:r>
+        <w:rPr>
+          <w:rFonts w:hint="default" w:ascii="Kalinga" w:hAnsi="Kalinga"/>
+          <w:sz w:val="20"/>
+          <w:szCs w:val="20"/>
+          <w:lang w:val="en-US"/>
+        </w:rPr>
+        <w:t xml:space="preserve">Dilakukan </w:t>
+      </w:r>
+      <w:r>
+        <w:rPr>
+          <w:rFonts w:hint="default" w:ascii="Kalinga" w:hAnsi="Kalinga"/>
+          <w:sz w:val="20"/>
+          <w:szCs w:val="20"/>
+        </w:rPr>
+        <w:t>Penutupan Fasilitas Kredit {{ slik_bank_4_jenis | default('', true) }} di {{ slik_bank_4_nama | default('', true) }} atas nama Pemohon sebesar Nominal Pelunasan.{% endif %}{% if slik_bank_5_takeover == 'ya' %}</w:t>
+      </w:r>
+    </w:p>
+    <w:p>
+      <w:pPr>
+        <w:pStyle w:val="6"/>
+        <w:numPr>
+          <w:ilvl w:val="0"/>
+          <w:numId w:val="1"/>
+        </w:numPr>
+        <w:spacing w:line="240" w:lineRule="auto"/>
+        <w:ind w:left="360" w:leftChars="0" w:right="160" w:rightChars="0" w:hanging="280" w:firstLineChars="0"/>
+        <w:jc w:val="both"/>
+        <w:rPr>
+          <w:rFonts w:hint="default" w:ascii="Kalinga" w:hAnsi="Kalinga"/>
+          <w:sz w:val="20"/>
+          <w:szCs w:val="20"/>
+        </w:rPr>
+      </w:pPr>
+      <w:r>
+        <w:rPr>
+          <w:rFonts w:hint="default" w:ascii="Kalinga" w:hAnsi="Kalinga"/>
+          <w:sz w:val="20"/>
+          <w:szCs w:val="20"/>
+          <w:lang w:val="en-US"/>
+        </w:rPr>
+        <w:t xml:space="preserve">Dilakukan </w:t>
+      </w:r>
+      <w:r>
+        <w:rPr>
+          <w:rFonts w:hint="default" w:ascii="Kalinga" w:hAnsi="Kalinga"/>
+          <w:sz w:val="20"/>
+          <w:szCs w:val="20"/>
+        </w:rPr>
+        <w:t>Penutupan Fasilitas Kredit {{ slik_bank_5_jenis | default('', true) }} di {{ slik_bank_5_nama | default('', true) }} atas nama Pemohon sebesar Nominal Pelunasan.{% endif %}{% if slik_bank_6_takeover == 'ya' %}</w:t>
+      </w:r>
+    </w:p>
+    <w:p>
+      <w:pPr>
+        <w:pStyle w:val="6"/>
+        <w:numPr>
+          <w:ilvl w:val="0"/>
+          <w:numId w:val="1"/>
+        </w:numPr>
+        <w:spacing w:line="240" w:lineRule="auto"/>
+        <w:ind w:left="360" w:leftChars="0" w:right="160" w:rightChars="0" w:hanging="280" w:firstLineChars="0"/>
+        <w:jc w:val="both"/>
+        <w:rPr>
+          <w:rFonts w:hint="default" w:ascii="Kalinga" w:hAnsi="Kalinga"/>
+          <w:sz w:val="20"/>
+          <w:szCs w:val="20"/>
+        </w:rPr>
+      </w:pPr>
+      <w:r>
+        <w:rPr>
+          <w:rFonts w:hint="default" w:ascii="Kalinga" w:hAnsi="Kalinga"/>
+          <w:sz w:val="20"/>
+          <w:szCs w:val="20"/>
+          <w:lang w:val="en-US"/>
+        </w:rPr>
+        <w:t xml:space="preserve">Dilakukan </w:t>
+      </w:r>
+      <w:r>
+        <w:rPr>
+          <w:rFonts w:hint="default" w:ascii="Kalinga" w:hAnsi="Kalinga"/>
+          <w:sz w:val="20"/>
+          <w:szCs w:val="20"/>
+        </w:rPr>
+        <w:t>Penutupan Fasilitas Kredit {{ slik_bank_6_jenis | default('', true) }} di {{ slik_bank_6_nama | default('', true) }} atas nama Pemohon sebesar Nominal Pelunasan.{% endif %}{% if slik_bank_7_takeover == 'ya' %}</w:t>
+      </w:r>
+    </w:p>
+    <w:p>
+      <w:pPr>
+        <w:pStyle w:val="6"/>
+        <w:numPr>
+          <w:ilvl w:val="0"/>
+          <w:numId w:val="1"/>
+        </w:numPr>
+        <w:spacing w:line="240" w:lineRule="auto"/>
+        <w:ind w:left="360" w:leftChars="0" w:right="160" w:rightChars="0" w:hanging="280" w:firstLineChars="0"/>
+        <w:jc w:val="both"/>
+        <w:rPr>
+          <w:rFonts w:hint="default" w:ascii="Kalinga" w:hAnsi="Kalinga"/>
+          <w:sz w:val="20"/>
+          <w:szCs w:val="20"/>
+        </w:rPr>
+      </w:pPr>
+      <w:r>
+        <w:rPr>
+          <w:rFonts w:hint="default" w:ascii="Kalinga" w:hAnsi="Kalinga"/>
+          <w:sz w:val="20"/>
+          <w:szCs w:val="20"/>
+          <w:lang w:val="en-US"/>
+        </w:rPr>
+        <w:t xml:space="preserve">Dilakukan </w:t>
+      </w:r>
+      <w:r>
+        <w:rPr>
+          <w:rFonts w:hint="default" w:ascii="Kalinga" w:hAnsi="Kalinga"/>
+          <w:sz w:val="20"/>
+          <w:szCs w:val="20"/>
+        </w:rPr>
+        <w:t>Penutupan Fasilitas Kredit {{ slik_bank_7_jenis | default('', true) }} di {{ slik_bank_7_nama | default('', true) }} atas nama Pemohon sebesar Nominal Pelunasan.{% endif %}{% if slik_bank_8_takeover == 'ya' %}</w:t>
+      </w:r>
+    </w:p>
+    <w:p>
+      <w:pPr>
+        <w:pStyle w:val="6"/>
+        <w:numPr>
+          <w:ilvl w:val="0"/>
+          <w:numId w:val="1"/>
+        </w:numPr>
+        <w:spacing w:line="240" w:lineRule="auto"/>
+        <w:ind w:left="360" w:leftChars="0" w:right="160" w:rightChars="0" w:hanging="280" w:firstLineChars="0"/>
+        <w:jc w:val="both"/>
+        <w:rPr>
+          <w:rFonts w:hint="default" w:ascii="Kalinga" w:hAnsi="Kalinga"/>
+          <w:sz w:val="20"/>
+          <w:szCs w:val="20"/>
+        </w:rPr>
+      </w:pPr>
+      <w:r>
+        <w:rPr>
+          <w:rFonts w:hint="default" w:ascii="Kalinga" w:hAnsi="Kalinga"/>
+          <w:sz w:val="20"/>
+          <w:szCs w:val="20"/>
+          <w:lang w:val="en-US"/>
+        </w:rPr>
+        <w:t xml:space="preserve">Dilakukan </w:t>
+      </w:r>
+      <w:r>
+        <w:rPr>
+          <w:rFonts w:hint="default" w:ascii="Kalinga" w:hAnsi="Kalinga"/>
+          <w:sz w:val="20"/>
+          <w:szCs w:val="20"/>
+        </w:rPr>
+        <w:t>Penutupan Fasilitas Kredit {{ slik_bank_8_jenis | default('', true) }} di {{ slik_bank_8_nama | default('', true) }} atas nama Pemohon sebesar Nominal Pelunasan.{% endif %}{% if slik_bank_9_takeover == 'ya' %}</w:t>
+      </w:r>
+    </w:p>
+    <w:p>
+      <w:pPr>
+        <w:pStyle w:val="6"/>
+        <w:numPr>
+          <w:ilvl w:val="0"/>
+          <w:numId w:val="1"/>
+        </w:numPr>
+        <w:spacing w:line="240" w:lineRule="auto"/>
+        <w:ind w:left="360" w:leftChars="0" w:right="160" w:rightChars="0" w:hanging="280" w:firstLineChars="0"/>
+        <w:jc w:val="both"/>
+        <w:rPr>
+          <w:rFonts w:hint="default" w:ascii="Kalinga" w:hAnsi="Kalinga"/>
+          <w:sz w:val="20"/>
+          <w:szCs w:val="20"/>
+        </w:rPr>
+      </w:pPr>
+      <w:r>
+        <w:rPr>
+          <w:rFonts w:hint="default" w:ascii="Kalinga" w:hAnsi="Kalinga"/>
+          <w:sz w:val="20"/>
+          <w:szCs w:val="20"/>
+          <w:lang w:val="en-US"/>
+        </w:rPr>
+        <w:t xml:space="preserve">Dilakukan </w:t>
+      </w:r>
+      <w:r>
+        <w:rPr>
+          <w:rFonts w:hint="default" w:ascii="Kalinga" w:hAnsi="Kalinga"/>
+          <w:sz w:val="20"/>
+          <w:szCs w:val="20"/>
+        </w:rPr>
+        <w:t>Penutupan Fasilitas Kredit {{ slik_bank_9_jenis | default('', true) }} di {{ slik_bank_9_nama | default('', true) }} atas nama Pemohon sebesar Nominal Pelunasan.{% endif %}{% if slik_bank_10_takeover == 'ya' %}</w:t>
+      </w:r>
+    </w:p>
+    <w:p>
+      <w:pPr>
+        <w:pStyle w:val="6"/>
+        <w:numPr>
+          <w:ilvl w:val="0"/>
+          <w:numId w:val="1"/>
+        </w:numPr>
+        <w:spacing w:line="240" w:lineRule="auto"/>
+        <w:ind w:left="360" w:leftChars="0" w:right="160" w:rightChars="0" w:hanging="280" w:firstLineChars="0"/>
+        <w:jc w:val="both"/>
+        <w:rPr>
+          <w:rFonts w:hint="default" w:ascii="Kalinga" w:hAnsi="Kalinga"/>
+          <w:sz w:val="20"/>
+          <w:szCs w:val="20"/>
+        </w:rPr>
+      </w:pPr>
+      <w:r>
+        <w:rPr>
+          <w:rFonts w:hint="default" w:ascii="Kalinga" w:hAnsi="Kalinga"/>
+          <w:sz w:val="20"/>
+          <w:szCs w:val="20"/>
+          <w:lang w:val="en-US"/>
+        </w:rPr>
+        <w:t xml:space="preserve">Dilakukan </w:t>
+      </w:r>
+      <w:r>
+        <w:rPr>
+          <w:rFonts w:hint="default" w:ascii="Kalinga" w:hAnsi="Kalinga"/>
+          <w:sz w:val="20"/>
+          <w:szCs w:val="20"/>
+        </w:rPr>
+        <w:t>Penutupan Fasilitas Kredit {{ slik_bank_10_jenis | default('', true) }} di {{ slik_bank_10_nama | default('', true) }} atas nama Pemohon sebesar Nominal Pelunasan.{% endif %}{% if slik_bank_11_takeover == 'ya' %}</w:t>
+      </w:r>
+    </w:p>
+    <w:p>
+      <w:pPr>
+        <w:pStyle w:val="6"/>
+        <w:numPr>
+          <w:ilvl w:val="0"/>
+          <w:numId w:val="1"/>
+        </w:numPr>
+        <w:spacing w:line="240" w:lineRule="auto"/>
+        <w:ind w:left="360" w:leftChars="0" w:right="160" w:rightChars="0" w:hanging="280" w:firstLineChars="0"/>
+        <w:jc w:val="both"/>
+        <w:rPr>
+          <w:rFonts w:hint="default" w:ascii="Kalinga" w:hAnsi="Kalinga"/>
+          <w:sz w:val="20"/>
+          <w:szCs w:val="20"/>
+        </w:rPr>
+      </w:pPr>
+      <w:r>
+        <w:rPr>
+          <w:rFonts w:hint="default" w:ascii="Kalinga" w:hAnsi="Kalinga"/>
+          <w:sz w:val="20"/>
+          <w:szCs w:val="20"/>
+          <w:lang w:val="en-US"/>
+        </w:rPr>
+        <w:t xml:space="preserve">Dilakukan </w:t>
+      </w:r>
+      <w:r>
+        <w:rPr>
+          <w:rFonts w:hint="default" w:ascii="Kalinga" w:hAnsi="Kalinga"/>
+          <w:sz w:val="20"/>
+          <w:szCs w:val="20"/>
+        </w:rPr>
+        <w:t>Penutupan Fasilitas Kredit {{ slik_bank_11_jenis | default('', true) }} di {{ slik_bank_11_nama | default('', true) }} atas nama Pemohon sebesar Nominal Pelunasan.{% endif %}{% if slik_bank_12_takeover == 'ya' %}</w:t>
+      </w:r>
+    </w:p>
+    <w:p>
+      <w:pPr>
+        <w:pStyle w:val="6"/>
+        <w:numPr>
+          <w:ilvl w:val="0"/>
+          <w:numId w:val="1"/>
+        </w:numPr>
+        <w:spacing w:line="240" w:lineRule="auto"/>
+        <w:ind w:left="360" w:leftChars="0" w:right="160" w:rightChars="0" w:hanging="280" w:firstLineChars="0"/>
+        <w:jc w:val="both"/>
+        <w:rPr>
+          <w:rFonts w:hint="default" w:ascii="Kalinga" w:hAnsi="Kalinga"/>
+          <w:sz w:val="20"/>
+          <w:szCs w:val="20"/>
+        </w:rPr>
+      </w:pPr>
+      <w:r>
+        <w:rPr>
+          <w:rFonts w:hint="default" w:ascii="Kalinga" w:hAnsi="Kalinga"/>
+          <w:sz w:val="20"/>
+          <w:szCs w:val="20"/>
+          <w:lang w:val="en-US"/>
+        </w:rPr>
+        <w:t xml:space="preserve">Dilakukan </w:t>
+      </w:r>
+      <w:r>
+        <w:rPr>
+          <w:rFonts w:hint="default" w:ascii="Kalinga" w:hAnsi="Kalinga"/>
+          <w:sz w:val="20"/>
+          <w:szCs w:val="20"/>
+        </w:rPr>
+        <w:t>Penutupan Fasilitas Kredit {{ slik_bank_12_jenis | default('', true) }} di {{ slik_bank_12_nama | default('', true) }} atas nama Pemohon sebesar Nominal Pelunasan.{% endif %}{% if slik_bank_13_takeover == 'ya' %}</w:t>
+      </w:r>
+    </w:p>
+    <w:p>
+      <w:pPr>
+        <w:pStyle w:val="6"/>
+        <w:numPr>
+          <w:ilvl w:val="0"/>
+          <w:numId w:val="1"/>
+        </w:numPr>
+        <w:spacing w:line="240" w:lineRule="auto"/>
+        <w:ind w:left="360" w:leftChars="0" w:right="160" w:rightChars="0" w:hanging="280" w:firstLineChars="0"/>
+        <w:jc w:val="both"/>
+        <w:rPr>
+          <w:rFonts w:hint="default" w:ascii="Kalinga" w:hAnsi="Kalinga"/>
+          <w:sz w:val="20"/>
+          <w:szCs w:val="20"/>
+        </w:rPr>
+      </w:pPr>
+      <w:r>
+        <w:rPr>
+          <w:rFonts w:hint="default" w:ascii="Kalinga" w:hAnsi="Kalinga"/>
+          <w:sz w:val="20"/>
+          <w:szCs w:val="20"/>
+          <w:lang w:val="en-US"/>
+        </w:rPr>
+        <w:t xml:space="preserve">Dilakukan </w:t>
+      </w:r>
+      <w:r>
+        <w:rPr>
+          <w:rFonts w:hint="default" w:ascii="Kalinga" w:hAnsi="Kalinga"/>
+          <w:sz w:val="20"/>
+          <w:szCs w:val="20"/>
+        </w:rPr>
+        <w:t>Penutupan Fasilitas Kredit {{ slik_bank_13_jenis | default('', true) }} di {{ slik_bank_13_nama | default('', true) }} atas nama Pemohon sebesar Nominal Pelunasan.{% endif %}{% if slik_bank_14_takeover == 'ya' %}</w:t>
+      </w:r>
+    </w:p>
+    <w:p>
+      <w:pPr>
+        <w:pStyle w:val="6"/>
+        <w:numPr>
+          <w:ilvl w:val="0"/>
+          <w:numId w:val="1"/>
+        </w:numPr>
+        <w:spacing w:line="240" w:lineRule="auto"/>
+        <w:ind w:left="360" w:leftChars="0" w:right="160" w:rightChars="0" w:hanging="280" w:firstLineChars="0"/>
+        <w:jc w:val="both"/>
+        <w:rPr>
+          <w:rFonts w:hint="default" w:ascii="Kalinga" w:hAnsi="Kalinga"/>
+          <w:sz w:val="20"/>
+          <w:szCs w:val="20"/>
+        </w:rPr>
+      </w:pPr>
+      <w:r>
+        <w:rPr>
+          <w:rFonts w:hint="default" w:ascii="Kalinga" w:hAnsi="Kalinga"/>
+          <w:sz w:val="20"/>
+          <w:szCs w:val="20"/>
+          <w:lang w:val="en-US"/>
+        </w:rPr>
+        <w:t xml:space="preserve">Dilakukan </w:t>
+      </w:r>
+      <w:r>
+        <w:rPr>
+          <w:rFonts w:hint="default" w:ascii="Kalinga" w:hAnsi="Kalinga"/>
+          <w:sz w:val="20"/>
+          <w:szCs w:val="20"/>
+        </w:rPr>
+        <w:t>Penutupan Fasilitas Kredit {{ slik_bank_14_jenis | default('', true) }} di {{ slik_bank_14_nama | default('', true) }} atas nama Pemohon sebesar Nominal Pelunasan.{% endif %}{% if slik_bank_15_takeover == 'ya' %}</w:t>
+      </w:r>
+    </w:p>
+    <w:p>
+      <w:pPr>
+        <w:pStyle w:val="6"/>
+        <w:numPr>
+          <w:ilvl w:val="0"/>
+          <w:numId w:val="1"/>
+        </w:numPr>
+        <w:spacing w:line="240" w:lineRule="auto"/>
+        <w:ind w:left="360" w:leftChars="0" w:right="160" w:rightChars="0" w:hanging="280" w:firstLineChars="0"/>
+        <w:jc w:val="both"/>
+        <w:rPr>
+          <w:rFonts w:hint="default" w:ascii="Kalinga" w:hAnsi="Kalinga"/>
+          <w:sz w:val="20"/>
+          <w:szCs w:val="20"/>
+        </w:rPr>
+      </w:pPr>
+      <w:r>
+        <w:rPr>
+          <w:rFonts w:hint="default" w:ascii="Kalinga" w:hAnsi="Kalinga"/>
+          <w:sz w:val="20"/>
+          <w:szCs w:val="20"/>
+          <w:lang w:val="en-US"/>
+        </w:rPr>
+        <w:t xml:space="preserve">Dilakukan </w:t>
+      </w:r>
+      <w:r>
+        <w:rPr>
+          <w:rFonts w:hint="default" w:ascii="Kalinga" w:hAnsi="Kalinga"/>
+          <w:sz w:val="20"/>
+          <w:szCs w:val="20"/>
+        </w:rPr>
+        <w:t>Penutupan Fasilitas Kredit {{ slik_bank_15_jenis | default('', true) }} di {{ slik_bank_15_nama | default('', true) }} atas nama Pemohon sebesar Nominal Pelunasan.{% endif %}</w:t>
+      </w:r>
+    </w:p>
+    <w:p>
+      <w:pPr>
+        <w:pStyle w:val="6"/>
+        <w:numPr>
+          <w:ilvl w:val="0"/>
+          <w:numId w:val="1"/>
+        </w:numPr>
+        <w:spacing w:line="240" w:lineRule="auto"/>
+        <w:ind w:left="360" w:leftChars="0" w:right="160" w:rightChars="0" w:hanging="280" w:firstLineChars="0"/>
+        <w:jc w:val="both"/>
+        <w:rPr>
+          <w:rFonts w:hint="default" w:ascii="Kalinga" w:hAnsi="Kalinga"/>
+          <w:sz w:val="20"/>
+          <w:szCs w:val="20"/>
+        </w:rPr>
+      </w:pPr>
+      <w:r>
+        <w:rPr>
+          <w:rFonts w:hint="default" w:ascii="Kalinga" w:hAnsi="Kalinga"/>
+          <w:sz w:val="20"/>
+          <w:szCs w:val="20"/>
+          <w:lang w:val="en-US"/>
+        </w:rPr>
+        <w:t xml:space="preserve">Sisa </w:t>
+      </w:r>
+      <w:r>
+        <w:rPr>
+          <w:rFonts w:hint="default" w:ascii="Kalinga" w:hAnsi="Kalinga"/>
+          <w:sz w:val="20"/>
+          <w:szCs w:val="20"/>
+        </w:rPr>
+        <w:t xml:space="preserve">Pencairan </w:t>
+      </w:r>
+      <w:r>
+        <w:rPr>
+          <w:rFonts w:hint="default" w:ascii="Kalinga" w:hAnsi="Kalinga"/>
+          <w:sz w:val="20"/>
+          <w:szCs w:val="20"/>
+          <w:lang w:val="en-US"/>
+        </w:rPr>
+        <w:t>dapat</w:t>
+      </w:r>
+      <w:r>
+        <w:rPr>
+          <w:rFonts w:hint="default" w:ascii="Kalinga" w:hAnsi="Kalinga"/>
+          <w:sz w:val="20"/>
+          <w:szCs w:val="20"/>
+        </w:rPr>
+        <w:t xml:space="preserve"> dilakukan setelah Bukti Lunas / Surat Keterangan Lunas Fasilitas Kredit dari {{ takeover_bank_list }} dan Asli SK Pensiun atas nama Pemohon telah diterima Pihak BNI dan Proses Flagging </w:t>
+      </w:r>
+      <w:r>
+        <w:rPr>
+          <w:rFonts w:hint="default" w:ascii="Kalinga" w:hAnsi="Kalinga"/>
+          <w:color w:val="auto"/>
+          <w:sz w:val="20"/>
+          <w:szCs w:val="20"/>
+        </w:rPr>
+        <w:t>{% if segmentasi == 'asabri' %}</w:t>
+      </w:r>
+      <w:r>
+        <w:rPr>
+          <w:rFonts w:hint="default" w:ascii="Kalinga" w:hAnsi="Kalinga"/>
+          <w:color w:val="auto"/>
+          <w:sz w:val="20"/>
+          <w:szCs w:val="20"/>
+          <w:lang w:val="en-US"/>
+        </w:rPr>
+        <w:t>ASABRI</w:t>
+      </w:r>
+      <w:r>
+        <w:rPr>
+          <w:rFonts w:hint="default" w:ascii="Kalinga" w:hAnsi="Kalinga"/>
+          <w:color w:val="auto"/>
+          <w:sz w:val="20"/>
+          <w:szCs w:val="20"/>
+        </w:rPr>
+        <w:t>{% else %}</w:t>
+      </w:r>
+      <w:r>
+        <w:rPr>
+          <w:rFonts w:hint="default" w:ascii="Kalinga" w:hAnsi="Kalinga"/>
+          <w:color w:val="auto"/>
+          <w:sz w:val="20"/>
+          <w:szCs w:val="20"/>
+          <w:lang w:val="en-US"/>
+        </w:rPr>
+        <w:t>TASPEN</w:t>
+      </w:r>
+      <w:r>
+        <w:rPr>
+          <w:rFonts w:hint="default" w:ascii="Kalinga" w:hAnsi="Kalinga"/>
+          <w:color w:val="auto"/>
+          <w:sz w:val="20"/>
+          <w:szCs w:val="20"/>
+        </w:rPr>
+        <w:t>{% endif %}</w:t>
+      </w:r>
       <w:r>
         <w:rPr>
           <w:rFonts w:hint="default" w:ascii="Kalinga" w:hAnsi="Kalinga"/>

--- a/template_purna_takeover.docx
+++ b/template_purna_takeover.docx
@@ -15,8 +15,8 @@
           <w:u w:val="single"/>
         </w:rPr>
       </w:pPr>
-      <w:bookmarkStart w:id="0" w:name="OLE_LINK2"/>
-      <w:bookmarkStart w:id="1" w:name="OLE_LINK30"/>
+      <w:bookmarkStart w:id="0" w:name="OLE_LINK30"/>
+      <w:bookmarkStart w:id="1" w:name="OLE_LINK2"/>
       <w:r>
         <w:rPr>
           <w:rFonts w:ascii="Kalinga" w:hAnsi="Kalinga" w:cs="Kalinga"/>
@@ -573,7 +573,66 @@
           <w:sz w:val="20"/>
           <w:szCs w:val="20"/>
         </w:rPr>
-        <w:t>Maksud Mengajukan Kredit BNI Fleksi Pensiun Take Over sebesar Rp. {{ plafon_kredit_dimohon | default('', true) }},- Jangka Waktu {{ jangka_waktu_dimohon_bulan | default('', true) }} Bulan.</w:t>
+        <w:t xml:space="preserve">Maksud </w:t>
+      </w:r>
+      <w:r>
+        <w:rPr>
+          <w:rFonts w:hint="default" w:ascii="Kalinga" w:hAnsi="Kalinga"/>
+          <w:color w:val="auto"/>
+          <w:sz w:val="20"/>
+          <w:szCs w:val="20"/>
+          <w:lang w:val="en-US"/>
+        </w:rPr>
+        <w:t>m</w:t>
+      </w:r>
+      <w:r>
+        <w:rPr>
+          <w:rFonts w:hint="default" w:ascii="Kalinga" w:hAnsi="Kalinga"/>
+          <w:color w:val="auto"/>
+          <w:sz w:val="20"/>
+          <w:szCs w:val="20"/>
+        </w:rPr>
+        <w:t xml:space="preserve">engajukan </w:t>
+      </w:r>
+      <w:r>
+        <w:rPr>
+          <w:rFonts w:hint="default" w:ascii="Kalinga" w:hAnsi="Kalinga"/>
+          <w:color w:val="auto"/>
+          <w:sz w:val="20"/>
+          <w:szCs w:val="20"/>
+          <w:lang w:val="en-US"/>
+        </w:rPr>
+        <w:t>fasilitas k</w:t>
+      </w:r>
+      <w:bookmarkStart w:id="17" w:name="_GoBack"/>
+      <w:bookmarkEnd w:id="17"/>
+      <w:r>
+        <w:rPr>
+          <w:rFonts w:hint="default" w:ascii="Kalinga" w:hAnsi="Kalinga"/>
+          <w:color w:val="auto"/>
+          <w:sz w:val="20"/>
+          <w:szCs w:val="20"/>
+        </w:rPr>
+        <w:t>redit BNI Fleksi Pensiun</w:t>
+      </w:r>
+      <w:r>
+        <w:rPr>
+          <w:rFonts w:hint="default" w:ascii="Kalinga" w:hAnsi="Kalinga"/>
+          <w:color w:val="auto"/>
+          <w:sz w:val="20"/>
+          <w:szCs w:val="20"/>
+          <w:lang w:val="en-US"/>
+        </w:rPr>
+        <w:t xml:space="preserve"> Purna</w:t>
+      </w:r>
+      <w:r>
+        <w:rPr>
+          <w:rFonts w:hint="default" w:ascii="Kalinga" w:hAnsi="Kalinga"/>
+          <w:color w:val="auto"/>
+          <w:sz w:val="20"/>
+          <w:szCs w:val="20"/>
+        </w:rPr>
+        <w:t xml:space="preserve"> Take Over sebesar Rp. {{ plafon_kredit_dimohon | default('', true) }},- Jangka Waktu {{ jangka_waktu_dimohon_bulan | default('', true) }} Bulan.</w:t>
       </w:r>
     </w:p>
     <w:p>
@@ -3321,13 +3380,13 @@
       <w:bookmarkStart w:id="3" w:name="OLE_LINK19"/>
       <w:bookmarkStart w:id="4" w:name="OLE_LINK17"/>
       <w:bookmarkStart w:id="5" w:name="OLE_LINK8"/>
-      <w:bookmarkStart w:id="6" w:name="OLE_LINK32"/>
-      <w:bookmarkStart w:id="7" w:name="OLE_LINK27"/>
-      <w:bookmarkStart w:id="8" w:name="OLE_LINK23"/>
-      <w:bookmarkStart w:id="9" w:name="OLE_LINK33"/>
-      <w:bookmarkStart w:id="10" w:name="OLE_LINK3"/>
-      <w:bookmarkStart w:id="11" w:name="OLE_LINK10"/>
-      <w:bookmarkStart w:id="12" w:name="OLE_LINK24"/>
+      <w:bookmarkStart w:id="6" w:name="OLE_LINK27"/>
+      <w:bookmarkStart w:id="7" w:name="OLE_LINK33"/>
+      <w:bookmarkStart w:id="8" w:name="OLE_LINK3"/>
+      <w:bookmarkStart w:id="9" w:name="OLE_LINK10"/>
+      <w:bookmarkStart w:id="10" w:name="OLE_LINK24"/>
+      <w:bookmarkStart w:id="11" w:name="OLE_LINK32"/>
+      <w:bookmarkStart w:id="12" w:name="OLE_LINK23"/>
       <w:bookmarkStart w:id="13" w:name="OLE_LINK41"/>
       <w:r>
         <w:rPr>
@@ -3533,8 +3592,8 @@
           <w:szCs w:val="20"/>
         </w:rPr>
       </w:pPr>
-      <w:bookmarkStart w:id="14" w:name="OLE_LINK34"/>
-      <w:bookmarkStart w:id="15" w:name="OLE_LINK16"/>
+      <w:bookmarkStart w:id="14" w:name="OLE_LINK16"/>
+      <w:bookmarkStart w:id="15" w:name="OLE_LINK34"/>
       <w:r>
         <w:rPr>
           <w:rFonts w:hint="default" w:ascii="Kalinga" w:hAnsi="Kalinga"/>
@@ -4096,8 +4155,6 @@
           <w:szCs w:val="20"/>
         </w:rPr>
       </w:pPr>
-      <w:bookmarkStart w:id="17" w:name="_GoBack"/>
-      <w:bookmarkEnd w:id="17"/>
       <w:r>
         <w:rPr>
           <w:rFonts w:hint="default" w:ascii="Kalinga" w:hAnsi="Kalinga"/>
